--- a/app/uploads/templates/SOFA-NGOCHAN/quotation_8a69bca2.docx
+++ b/app/uploads/templates/SOFA-NGOCHAN/quotation_8a69bca2.docx
@@ -18,8 +18,8 @@
         <w:tblLook w:val="04A0" w:firstRow="1" w:lastRow="0" w:firstColumn="1" w:lastColumn="0" w:noHBand="0" w:noVBand="1"/>
       </w:tblPr>
       <w:tblGrid>
-        <w:gridCol w:w="2448"/>
-        <w:gridCol w:w="7650"/>
+        <w:gridCol w:w="2079"/>
+        <w:gridCol w:w="8019"/>
       </w:tblGrid>
       <w:tr>
         <w:trPr>
@@ -28,7 +28,7 @@
         </w:trPr>
         <w:tc>
           <w:tcPr>
-            <w:tcW w:w="2448" w:type="dxa"/>
+            <w:tcW w:w="2079" w:type="dxa"/>
             <w:vMerge w:val="restart"/>
           </w:tcPr>
           <w:p>
@@ -48,9 +48,9 @@
                 <w:szCs w:val="26"/>
               </w:rPr>
               <w:drawing>
-                <wp:inline distT="0" distB="0" distL="0" distR="0" wp14:anchorId="23C8E552" wp14:editId="27C56E42">
-                  <wp:extent cx="815975" cy="739471"/>
-                  <wp:effectExtent l="0" t="0" r="3175" b="3810"/>
+                <wp:inline distT="0" distB="0" distL="0" distR="0" wp14:anchorId="23C8E552" wp14:editId="4163BA63">
+                  <wp:extent cx="858520" cy="800100"/>
+                  <wp:effectExtent l="0" t="0" r="0" b="0"/>
                   <wp:docPr id="1" name="Image 1"/>
                   <wp:cNvGraphicFramePr>
                     <a:graphicFrameLocks xmlns:a="http://schemas.openxmlformats.org/drawingml/2006/main"/>
@@ -71,7 +71,7 @@
                         <pic:spPr>
                           <a:xfrm>
                             <a:off x="0" y="0"/>
-                            <a:ext cx="815975" cy="739471"/>
+                            <a:ext cx="858907" cy="800461"/>
                           </a:xfrm>
                           <a:prstGeom prst="rect">
                             <a:avLst/>
@@ -87,65 +87,7 @@
         </w:tc>
         <w:tc>
           <w:tcPr>
-            <w:tcW w:w="7650" w:type="dxa"/>
-            <w:vAlign w:val="center"/>
-          </w:tcPr>
-          <w:p>
-            <w:pPr>
-              <w:pStyle w:val="Header"/>
-              <w:rPr>
-                <w:rFonts w:ascii="Times New Roman" w:hAnsi="Times New Roman" w:cs="Times New Roman"/>
-                <w:sz w:val="32"/>
-                <w:szCs w:val="32"/>
-              </w:rPr>
-            </w:pPr>
-            <w:proofErr w:type="gramStart"/>
-            <w:r>
-              <w:rPr>
-                <w:rFonts w:ascii="Times New Roman" w:hAnsi="Times New Roman" w:cs="Times New Roman"/>
-                <w:b/>
-                <w:sz w:val="32"/>
-                <w:szCs w:val="32"/>
-              </w:rPr>
-              <w:t>{{ company</w:t>
-            </w:r>
-            <w:proofErr w:type="gramEnd"/>
-            <w:r>
-              <w:rPr>
-                <w:rFonts w:ascii="Times New Roman" w:hAnsi="Times New Roman" w:cs="Times New Roman"/>
-                <w:b/>
-                <w:sz w:val="32"/>
-                <w:szCs w:val="32"/>
-              </w:rPr>
-              <w:t>_name }}</w:t>
-            </w:r>
-          </w:p>
-        </w:tc>
-      </w:tr>
-      <w:tr>
-        <w:trPr>
-          <w:trHeight w:val="432"/>
-          <w:jc w:val="center"/>
-        </w:trPr>
-        <w:tc>
-          <w:tcPr>
-            <w:tcW w:w="2448" w:type="dxa"/>
-            <w:vMerge/>
-          </w:tcPr>
-          <w:p>
-            <w:pPr>
-              <w:pStyle w:val="Header"/>
-              <w:rPr>
-                <w:rFonts w:ascii="Times New Roman" w:hAnsi="Times New Roman" w:cs="Times New Roman"/>
-                <w:sz w:val="26"/>
-                <w:szCs w:val="26"/>
-              </w:rPr>
-            </w:pPr>
-          </w:p>
-        </w:tc>
-        <w:tc>
-          <w:tcPr>
-            <w:tcW w:w="7650" w:type="dxa"/>
+            <w:tcW w:w="8019" w:type="dxa"/>
             <w:vAlign w:val="center"/>
           </w:tcPr>
           <w:p>
@@ -164,52 +106,7 @@
                 <w:sz w:val="24"/>
                 <w:szCs w:val="24"/>
               </w:rPr>
-              <w:t>Trụ</w:t>
-            </w:r>
-            <w:r>
-              <w:rPr>
-                <w:rFonts w:ascii="Times New Roman" w:hAnsi="Times New Roman" w:cs="Times New Roman"/>
-                <w:b/>
-                <w:spacing w:val="-5"/>
-                <w:sz w:val="24"/>
-                <w:szCs w:val="24"/>
-              </w:rPr>
-              <w:t xml:space="preserve"> </w:t>
-            </w:r>
-            <w:r>
-              <w:rPr>
-                <w:rFonts w:ascii="Times New Roman" w:hAnsi="Times New Roman" w:cs="Times New Roman"/>
-                <w:b/>
-                <w:sz w:val="24"/>
-                <w:szCs w:val="24"/>
-              </w:rPr>
-              <w:t>sở</w:t>
-            </w:r>
-            <w:r>
-              <w:rPr>
-                <w:rFonts w:ascii="Times New Roman" w:hAnsi="Times New Roman" w:cs="Times New Roman"/>
-                <w:sz w:val="24"/>
-                <w:szCs w:val="24"/>
-              </w:rPr>
-              <w:t xml:space="preserve">: </w:t>
-            </w:r>
-            <w:proofErr w:type="gramStart"/>
-            <w:r>
-              <w:rPr>
-                <w:rFonts w:ascii="Times New Roman" w:hAnsi="Times New Roman" w:cs="Times New Roman"/>
-                <w:sz w:val="24"/>
-                <w:szCs w:val="24"/>
-              </w:rPr>
-              <w:t>{{ company</w:t>
-            </w:r>
-            <w:proofErr w:type="gramEnd"/>
-            <w:r>
-              <w:rPr>
-                <w:rFonts w:ascii="Times New Roman" w:hAnsi="Times New Roman" w:cs="Times New Roman"/>
-                <w:sz w:val="24"/>
-                <w:szCs w:val="24"/>
-              </w:rPr>
-              <w:t>_address }}</w:t>
+              <w:t>{{ company_name }}</w:t>
             </w:r>
           </w:p>
         </w:tc>
@@ -221,7 +118,7 @@
         </w:trPr>
         <w:tc>
           <w:tcPr>
-            <w:tcW w:w="2448" w:type="dxa"/>
+            <w:tcW w:w="2079" w:type="dxa"/>
             <w:vMerge/>
           </w:tcPr>
           <w:p>
@@ -237,7 +134,7 @@
         </w:tc>
         <w:tc>
           <w:tcPr>
-            <w:tcW w:w="7650" w:type="dxa"/>
+            <w:tcW w:w="8019" w:type="dxa"/>
             <w:vAlign w:val="center"/>
           </w:tcPr>
           <w:p>
@@ -245,57 +142,73 @@
               <w:pStyle w:val="Header"/>
               <w:rPr>
                 <w:rFonts w:ascii="Times New Roman" w:hAnsi="Times New Roman" w:cs="Times New Roman"/>
-                <w:sz w:val="24"/>
-                <w:szCs w:val="24"/>
+                <w:sz w:val="20"/>
+                <w:szCs w:val="20"/>
               </w:rPr>
             </w:pPr>
             <w:r>
               <w:rPr>
                 <w:rFonts w:ascii="Times New Roman" w:hAnsi="Times New Roman" w:cs="Times New Roman"/>
                 <w:b/>
-                <w:sz w:val="24"/>
-                <w:szCs w:val="24"/>
+                <w:sz w:val="20"/>
+                <w:szCs w:val="20"/>
               </w:rPr>
-              <w:t>Địa chỉ sản xuất</w:t>
+              <w:t>Trụ</w:t>
             </w:r>
             <w:r>
               <w:rPr>
                 <w:rFonts w:ascii="Times New Roman" w:hAnsi="Times New Roman" w:cs="Times New Roman"/>
-                <w:sz w:val="24"/>
-                <w:szCs w:val="24"/>
+                <w:b/>
+                <w:spacing w:val="-5"/>
+                <w:sz w:val="20"/>
+                <w:szCs w:val="20"/>
               </w:rPr>
-              <w:t xml:space="preserve">: </w:t>
+              <w:t xml:space="preserve"> </w:t>
             </w:r>
-            <w:proofErr w:type="gramStart"/>
             <w:r>
               <w:rPr>
                 <w:rFonts w:ascii="Times New Roman" w:hAnsi="Times New Roman" w:cs="Times New Roman"/>
-                <w:sz w:val="24"/>
-                <w:szCs w:val="24"/>
+                <w:b/>
+                <w:sz w:val="20"/>
+                <w:szCs w:val="20"/>
               </w:rPr>
-              <w:t>{{ company</w:t>
+              <w:t>sở</w:t>
             </w:r>
-            <w:proofErr w:type="gramEnd"/>
             <w:r>
               <w:rPr>
                 <w:rFonts w:ascii="Times New Roman" w:hAnsi="Times New Roman" w:cs="Times New Roman"/>
-                <w:sz w:val="24"/>
-                <w:szCs w:val="24"/>
+                <w:sz w:val="20"/>
+                <w:szCs w:val="20"/>
               </w:rPr>
-              <w:t>_production_address }}</w:t>
+              <w:t>: {{ company_address }}</w:t>
             </w:r>
           </w:p>
         </w:tc>
       </w:tr>
       <w:tr>
         <w:trPr>
-          <w:trHeight w:val="288"/>
+          <w:trHeight w:val="432"/>
           <w:jc w:val="center"/>
         </w:trPr>
         <w:tc>
           <w:tcPr>
-            <w:tcW w:w="10098" w:type="dxa"/>
-            <w:gridSpan w:val="2"/>
+            <w:tcW w:w="2079" w:type="dxa"/>
+            <w:vMerge/>
+          </w:tcPr>
+          <w:p>
+            <w:pPr>
+              <w:pStyle w:val="Header"/>
+              <w:rPr>
+                <w:rFonts w:ascii="Times New Roman" w:hAnsi="Times New Roman" w:cs="Times New Roman"/>
+                <w:sz w:val="26"/>
+                <w:szCs w:val="26"/>
+              </w:rPr>
+            </w:pPr>
+          </w:p>
+        </w:tc>
+        <w:tc>
+          <w:tcPr>
+            <w:tcW w:w="8019" w:type="dxa"/>
             <w:vAlign w:val="center"/>
           </w:tcPr>
           <w:p>
@@ -303,7 +216,6 @@
               <w:pStyle w:val="Header"/>
               <w:rPr>
                 <w:rFonts w:ascii="Times New Roman" w:hAnsi="Times New Roman" w:cs="Times New Roman"/>
-                <w:b/>
                 <w:sz w:val="20"/>
                 <w:szCs w:val="20"/>
               </w:rPr>
@@ -311,28 +223,19 @@
             <w:r>
               <w:rPr>
                 <w:rFonts w:ascii="Times New Roman" w:hAnsi="Times New Roman" w:cs="Times New Roman"/>
+                <w:b/>
                 <w:sz w:val="20"/>
                 <w:szCs w:val="20"/>
               </w:rPr>
-              <w:t xml:space="preserve">Số: </w:t>
+              <w:t>Địa chỉ sản xuất</w:t>
             </w:r>
-            <w:proofErr w:type="gramStart"/>
             <w:r>
               <w:rPr>
                 <w:rFonts w:ascii="Times New Roman" w:hAnsi="Times New Roman" w:cs="Times New Roman"/>
                 <w:sz w:val="20"/>
                 <w:szCs w:val="20"/>
               </w:rPr>
-              <w:t>{{ quotation</w:t>
-            </w:r>
-            <w:proofErr w:type="gramEnd"/>
-            <w:r>
-              <w:rPr>
-                <w:rFonts w:ascii="Times New Roman" w:hAnsi="Times New Roman" w:cs="Times New Roman"/>
-                <w:sz w:val="20"/>
-                <w:szCs w:val="20"/>
-              </w:rPr>
-              <w:t>_number }}</w:t>
+              <w:t>: {{ company_production_address }}</w:t>
             </w:r>
           </w:p>
         </w:tc>
@@ -341,12 +244,81 @@
     <w:p>
       <w:pPr>
         <w:spacing w:after="40"/>
+        <w:jc w:val="center"/>
         <w:rPr>
           <w:rFonts w:ascii="Times New Roman" w:hAnsi="Times New Roman" w:cs="Times New Roman"/>
           <w:b/>
-          <w:sz w:val="36"/>
+          <w:sz w:val="32"/>
+          <w:szCs w:val="32"/>
         </w:rPr>
       </w:pPr>
+      <w:r>
+        <w:rPr>
+          <w:noProof/>
+          <w:sz w:val="32"/>
+          <w:szCs w:val="32"/>
+        </w:rPr>
+        <w:drawing>
+          <wp:anchor distT="0" distB="0" distL="114300" distR="114300" simplePos="0" relativeHeight="251659264" behindDoc="1" locked="0" layoutInCell="1" allowOverlap="1" wp14:anchorId="1CAA18A8" wp14:editId="0FCDB287">
+            <wp:simplePos x="0" y="0"/>
+            <wp:positionH relativeFrom="column">
+              <wp:posOffset>-262890</wp:posOffset>
+            </wp:positionH>
+            <wp:positionV relativeFrom="paragraph">
+              <wp:posOffset>15875</wp:posOffset>
+            </wp:positionV>
+            <wp:extent cx="1420495" cy="1322705"/>
+            <wp:effectExtent l="0" t="0" r="8255" b="0"/>
+            <wp:wrapNone/>
+            <wp:docPr id="4" name="Picture 4"/>
+            <wp:cNvGraphicFramePr>
+              <a:graphicFrameLocks xmlns:a="http://schemas.openxmlformats.org/drawingml/2006/main" noChangeAspect="1"/>
+            </wp:cNvGraphicFramePr>
+            <a:graphic xmlns:a="http://schemas.openxmlformats.org/drawingml/2006/main">
+              <a:graphicData uri="http://schemas.openxmlformats.org/drawingml/2006/picture">
+                <pic:pic xmlns:pic="http://schemas.openxmlformats.org/drawingml/2006/picture">
+                  <pic:nvPicPr>
+                    <pic:cNvPr id="4" name="Picture 4"/>
+                    <pic:cNvPicPr/>
+                  </pic:nvPicPr>
+                  <pic:blipFill>
+                    <a:blip r:embed="rId9">
+                      <a:extLst>
+                        <a:ext uri="{28A0092B-C50C-407E-A947-70E740481C1C}">
+                          <a14:useLocalDpi xmlns:a14="http://schemas.microsoft.com/office/drawing/2010/main" val="0"/>
+                        </a:ext>
+                      </a:extLst>
+                    </a:blip>
+                    <a:stretch>
+                      <a:fillRect/>
+                    </a:stretch>
+                  </pic:blipFill>
+                  <pic:spPr>
+                    <a:xfrm>
+                      <a:off x="0" y="0"/>
+                      <a:ext cx="1420495" cy="1322705"/>
+                    </a:xfrm>
+                    <a:prstGeom prst="rect">
+                      <a:avLst/>
+                    </a:prstGeom>
+                    <a:effectLst>
+                      <a:outerShdw blurRad="50800" dist="50800" dir="5400000" sx="64000" sy="64000" algn="ctr" rotWithShape="0">
+                        <a:schemeClr val="bg1"/>
+                      </a:outerShdw>
+                    </a:effectLst>
+                  </pic:spPr>
+                </pic:pic>
+              </a:graphicData>
+            </a:graphic>
+            <wp14:sizeRelH relativeFrom="page">
+              <wp14:pctWidth>0</wp14:pctWidth>
+            </wp14:sizeRelH>
+            <wp14:sizeRelV relativeFrom="page">
+              <wp14:pctHeight>0</wp14:pctHeight>
+            </wp14:sizeRelV>
+          </wp:anchor>
+        </w:drawing>
+      </w:r>
     </w:p>
     <w:p>
       <w:pPr>
@@ -354,13 +326,16 @@
         <w:jc w:val="center"/>
         <w:rPr>
           <w:rFonts w:ascii="Times New Roman" w:hAnsi="Times New Roman" w:cs="Times New Roman"/>
+          <w:sz w:val="32"/>
+          <w:szCs w:val="32"/>
         </w:rPr>
       </w:pPr>
       <w:r>
         <w:rPr>
           <w:rFonts w:ascii="Times New Roman" w:hAnsi="Times New Roman" w:cs="Times New Roman"/>
           <w:b/>
-          <w:sz w:val="36"/>
+          <w:sz w:val="32"/>
+          <w:szCs w:val="32"/>
         </w:rPr>
         <w:t>BẢNG BÁO GIÁ</w:t>
       </w:r>
@@ -371,6 +346,33 @@
         <w:jc w:val="center"/>
         <w:rPr>
           <w:rFonts w:ascii="Times New Roman" w:hAnsi="Times New Roman" w:cs="Times New Roman"/>
+          <w:b/>
+          <w:bCs/>
+          <w:i/>
+          <w:iCs/>
+          <w:sz w:val="20"/>
+          <w:szCs w:val="20"/>
+        </w:rPr>
+      </w:pPr>
+      <w:r>
+        <w:rPr>
+          <w:rFonts w:ascii="Times New Roman" w:hAnsi="Times New Roman" w:cs="Times New Roman"/>
+          <w:i/>
+          <w:iCs/>
+          <w:sz w:val="20"/>
+          <w:szCs w:val="20"/>
+        </w:rPr>
+        <w:t>Số: {{ quotation_number }}</w:t>
+      </w:r>
+    </w:p>
+    <w:p>
+      <w:pPr>
+        <w:spacing w:after="40"/>
+        <w:jc w:val="center"/>
+        <w:rPr>
+          <w:rFonts w:ascii="Times New Roman" w:hAnsi="Times New Roman" w:cs="Times New Roman"/>
+          <w:sz w:val="20"/>
+          <w:szCs w:val="20"/>
         </w:rPr>
       </w:pPr>
       <w:r>
@@ -378,51 +380,28 @@
           <w:rFonts w:ascii="Times New Roman" w:hAnsi="Times New Roman" w:cs="Times New Roman"/>
           <w:b/>
           <w:bCs/>
+          <w:sz w:val="20"/>
+          <w:szCs w:val="20"/>
         </w:rPr>
         <w:t>Kính gửi</w:t>
       </w:r>
       <w:r>
         <w:rPr>
           <w:rFonts w:ascii="Times New Roman" w:hAnsi="Times New Roman" w:cs="Times New Roman"/>
+          <w:sz w:val="20"/>
+          <w:szCs w:val="20"/>
         </w:rPr>
-        <w:t xml:space="preserve">: Quý khách hàng </w:t>
-      </w:r>
-      <w:proofErr w:type="gramStart"/>
-      <w:r>
-        <w:rPr>
-          <w:rFonts w:ascii="Times New Roman" w:hAnsi="Times New Roman" w:cs="Times New Roman"/>
-        </w:rPr>
-        <w:t>{{ customer</w:t>
-      </w:r>
-      <w:proofErr w:type="gramEnd"/>
-      <w:r>
-        <w:rPr>
-          <w:rFonts w:ascii="Times New Roman" w:hAnsi="Times New Roman" w:cs="Times New Roman"/>
-        </w:rPr>
-        <w:t>_</w:t>
-      </w:r>
-      <w:proofErr w:type="gramStart"/>
-      <w:r>
-        <w:rPr>
-          <w:rFonts w:ascii="Times New Roman" w:hAnsi="Times New Roman" w:cs="Times New Roman"/>
-        </w:rPr>
-        <w:t>name }</w:t>
-      </w:r>
-      <w:proofErr w:type="gramEnd"/>
-      <w:r>
-        <w:rPr>
-          <w:rFonts w:ascii="Times New Roman" w:hAnsi="Times New Roman" w:cs="Times New Roman"/>
-        </w:rPr>
-        <w:t>}</w:t>
+        <w:t>: Quý khách hàng {{ customer_name }}</w:t>
       </w:r>
     </w:p>
     <w:p>
       <w:pPr>
-        <w:spacing w:before="80" w:after="40" w:line="360" w:lineRule="auto"/>
+        <w:spacing w:after="40"/>
+        <w:jc w:val="center"/>
         <w:rPr>
           <w:rFonts w:ascii="Times New Roman" w:hAnsi="Times New Roman" w:cs="Times New Roman"/>
-          <w:i/>
           <w:sz w:val="20"/>
+          <w:szCs w:val="20"/>
         </w:rPr>
       </w:pPr>
     </w:p>
@@ -431,66 +410,30 @@
         <w:spacing w:before="80" w:after="40" w:line="360" w:lineRule="auto"/>
         <w:rPr>
           <w:rFonts w:ascii="Times New Roman" w:hAnsi="Times New Roman" w:cs="Times New Roman"/>
-          <w:sz w:val="24"/>
-          <w:szCs w:val="24"/>
+          <w:sz w:val="20"/>
+          <w:szCs w:val="20"/>
         </w:rPr>
       </w:pPr>
       <w:r>
         <w:rPr>
           <w:rFonts w:ascii="Times New Roman" w:hAnsi="Times New Roman" w:cs="Times New Roman"/>
-          <w:sz w:val="24"/>
-          <w:szCs w:val="24"/>
+          <w:sz w:val="20"/>
+          <w:szCs w:val="20"/>
         </w:rPr>
-        <w:t xml:space="preserve">Công ty </w:t>
-      </w:r>
-      <w:proofErr w:type="gramStart"/>
-      <w:r>
-        <w:rPr>
-          <w:rFonts w:ascii="Times New Roman" w:hAnsi="Times New Roman" w:cs="Times New Roman"/>
-          <w:sz w:val="24"/>
-          <w:szCs w:val="24"/>
-        </w:rPr>
-        <w:t>{{ company</w:t>
-      </w:r>
-      <w:proofErr w:type="gramEnd"/>
-      <w:r>
-        <w:rPr>
-          <w:rFonts w:ascii="Times New Roman" w:hAnsi="Times New Roman" w:cs="Times New Roman"/>
-          <w:sz w:val="24"/>
-          <w:szCs w:val="24"/>
-        </w:rPr>
-        <w:t>_</w:t>
-      </w:r>
-      <w:proofErr w:type="gramStart"/>
-      <w:r>
-        <w:rPr>
-          <w:rFonts w:ascii="Times New Roman" w:hAnsi="Times New Roman" w:cs="Times New Roman"/>
-          <w:sz w:val="24"/>
-          <w:szCs w:val="24"/>
-        </w:rPr>
-        <w:t>name }</w:t>
-      </w:r>
-      <w:proofErr w:type="gramEnd"/>
-      <w:r>
-        <w:rPr>
-          <w:rFonts w:ascii="Times New Roman" w:hAnsi="Times New Roman" w:cs="Times New Roman"/>
-          <w:sz w:val="24"/>
-          <w:szCs w:val="24"/>
-        </w:rPr>
-        <w:t>}</w:t>
+        <w:t>Chúng tôi,</w:t>
       </w:r>
       <w:r>
         <w:rPr>
           <w:rFonts w:ascii="Times New Roman" w:hAnsi="Times New Roman" w:cs="Times New Roman"/>
-          <w:sz w:val="24"/>
-          <w:szCs w:val="24"/>
+          <w:sz w:val="20"/>
+          <w:szCs w:val="20"/>
         </w:rPr>
-        <w:t xml:space="preserve"> trân trọng báo giá như sau:</w:t>
+        <w:t xml:space="preserve"> {{ company_name }} trân trọng báo giá như sau:</w:t>
       </w:r>
     </w:p>
     <w:tbl>
       <w:tblPr>
-        <w:tblW w:w="0" w:type="auto"/>
+        <w:tblW w:w="5000" w:type="pct"/>
         <w:tblBorders>
           <w:top w:val="single" w:sz="4" w:space="0" w:color="AAAAAA"/>
           <w:left w:val="single" w:sz="4" w:space="0" w:color="AAAAAA"/>
@@ -502,27 +445,32 @@
         <w:tblLook w:val="04A0" w:firstRow="1" w:lastRow="0" w:firstColumn="1" w:lastColumn="0" w:noHBand="0" w:noVBand="1"/>
       </w:tblPr>
       <w:tblGrid>
-        <w:gridCol w:w="870"/>
-        <w:gridCol w:w="3344"/>
-        <w:gridCol w:w="1005"/>
-        <w:gridCol w:w="1384"/>
-        <w:gridCol w:w="1583"/>
-        <w:gridCol w:w="1719"/>
+        <w:gridCol w:w="811"/>
+        <w:gridCol w:w="2447"/>
+        <w:gridCol w:w="2502"/>
+        <w:gridCol w:w="933"/>
+        <w:gridCol w:w="1363"/>
+        <w:gridCol w:w="1433"/>
+        <w:gridCol w:w="1527"/>
       </w:tblGrid>
       <w:tr>
+        <w:trPr>
+          <w:trHeight w:val="683"/>
+        </w:trPr>
         <w:tc>
           <w:tcPr>
-            <w:tcW w:w="567" w:type="dxa"/>
+            <w:tcW w:w="368" w:type="pct"/>
             <w:shd w:val="clear" w:color="auto" w:fill="2E74B5"/>
             <w:vAlign w:val="center"/>
           </w:tcPr>
           <w:p>
             <w:pPr>
-              <w:spacing w:before="120" w:after="120"/>
+              <w:spacing w:after="0"/>
               <w:jc w:val="center"/>
               <w:rPr>
                 <w:rFonts w:ascii="Times New Roman" w:hAnsi="Times New Roman" w:cs="Times New Roman"/>
-                <w:szCs w:val="28"/>
+                <w:sz w:val="20"/>
+                <w:szCs w:val="24"/>
               </w:rPr>
             </w:pPr>
             <w:r>
@@ -530,7 +478,8 @@
                 <w:rFonts w:ascii="Times New Roman" w:hAnsi="Times New Roman" w:cs="Times New Roman"/>
                 <w:b/>
                 <w:color w:val="FFFFFF"/>
-                <w:szCs w:val="28"/>
+                <w:sz w:val="20"/>
+                <w:szCs w:val="24"/>
               </w:rPr>
               <w:t>STT</w:t>
             </w:r>
@@ -538,17 +487,18 @@
         </w:tc>
         <w:tc>
           <w:tcPr>
-            <w:tcW w:w="3685" w:type="dxa"/>
+            <w:tcW w:w="1111" w:type="pct"/>
             <w:shd w:val="clear" w:color="auto" w:fill="2E74B5"/>
             <w:vAlign w:val="center"/>
           </w:tcPr>
           <w:p>
             <w:pPr>
-              <w:spacing w:before="120" w:after="120"/>
+              <w:spacing w:after="0"/>
               <w:jc w:val="center"/>
               <w:rPr>
                 <w:rFonts w:ascii="Times New Roman" w:hAnsi="Times New Roman" w:cs="Times New Roman"/>
-                <w:szCs w:val="28"/>
+                <w:sz w:val="20"/>
+                <w:szCs w:val="24"/>
               </w:rPr>
             </w:pPr>
             <w:r>
@@ -556,7 +506,8 @@
                 <w:rFonts w:ascii="Times New Roman" w:hAnsi="Times New Roman" w:cs="Times New Roman"/>
                 <w:b/>
                 <w:color w:val="FFFFFF"/>
-                <w:szCs w:val="28"/>
+                <w:sz w:val="20"/>
+                <w:szCs w:val="24"/>
               </w:rPr>
               <w:t>NỘI DUNG CÔNG VIỆC</w:t>
             </w:r>
@@ -564,17 +515,20 @@
         </w:tc>
         <w:tc>
           <w:tcPr>
-            <w:tcW w:w="737" w:type="dxa"/>
+            <w:tcW w:w="1136" w:type="pct"/>
             <w:shd w:val="clear" w:color="auto" w:fill="2E74B5"/>
             <w:vAlign w:val="center"/>
           </w:tcPr>
           <w:p>
             <w:pPr>
-              <w:spacing w:before="120" w:after="120"/>
+              <w:spacing w:after="0"/>
               <w:jc w:val="center"/>
               <w:rPr>
                 <w:rFonts w:ascii="Times New Roman" w:hAnsi="Times New Roman" w:cs="Times New Roman"/>
-                <w:szCs w:val="28"/>
+                <w:b/>
+                <w:color w:val="FFFFFF"/>
+                <w:sz w:val="20"/>
+                <w:szCs w:val="24"/>
               </w:rPr>
             </w:pPr>
             <w:r>
@@ -582,7 +536,36 @@
                 <w:rFonts w:ascii="Times New Roman" w:hAnsi="Times New Roman" w:cs="Times New Roman"/>
                 <w:b/>
                 <w:color w:val="FFFFFF"/>
-                <w:szCs w:val="28"/>
+                <w:sz w:val="20"/>
+                <w:szCs w:val="24"/>
+              </w:rPr>
+              <w:t>HÌNH ẢNH</w:t>
+            </w:r>
+          </w:p>
+        </w:tc>
+        <w:tc>
+          <w:tcPr>
+            <w:tcW w:w="423" w:type="pct"/>
+            <w:shd w:val="clear" w:color="auto" w:fill="2E74B5"/>
+            <w:vAlign w:val="center"/>
+          </w:tcPr>
+          <w:p>
+            <w:pPr>
+              <w:spacing w:after="0"/>
+              <w:jc w:val="center"/>
+              <w:rPr>
+                <w:rFonts w:ascii="Times New Roman" w:hAnsi="Times New Roman" w:cs="Times New Roman"/>
+                <w:sz w:val="20"/>
+                <w:szCs w:val="24"/>
+              </w:rPr>
+            </w:pPr>
+            <w:r>
+              <w:rPr>
+                <w:rFonts w:ascii="Times New Roman" w:hAnsi="Times New Roman" w:cs="Times New Roman"/>
+                <w:b/>
+                <w:color w:val="FFFFFF"/>
+                <w:sz w:val="20"/>
+                <w:szCs w:val="24"/>
               </w:rPr>
               <w:t>ĐVT</w:t>
             </w:r>
@@ -590,17 +573,18 @@
         </w:tc>
         <w:tc>
           <w:tcPr>
-            <w:tcW w:w="850" w:type="dxa"/>
+            <w:tcW w:w="619" w:type="pct"/>
             <w:shd w:val="clear" w:color="auto" w:fill="2E74B5"/>
             <w:vAlign w:val="center"/>
           </w:tcPr>
           <w:p>
             <w:pPr>
-              <w:spacing w:before="120" w:after="120"/>
+              <w:spacing w:after="0"/>
               <w:jc w:val="center"/>
               <w:rPr>
                 <w:rFonts w:ascii="Times New Roman" w:hAnsi="Times New Roman" w:cs="Times New Roman"/>
-                <w:szCs w:val="28"/>
+                <w:sz w:val="20"/>
+                <w:szCs w:val="24"/>
               </w:rPr>
             </w:pPr>
             <w:r>
@@ -608,7 +592,8 @@
                 <w:rFonts w:ascii="Times New Roman" w:hAnsi="Times New Roman" w:cs="Times New Roman"/>
                 <w:b/>
                 <w:color w:val="FFFFFF"/>
-                <w:szCs w:val="28"/>
+                <w:sz w:val="20"/>
+                <w:szCs w:val="24"/>
               </w:rPr>
               <w:t>SỐ LƯỢNG</w:t>
             </w:r>
@@ -616,17 +601,18 @@
         </w:tc>
         <w:tc>
           <w:tcPr>
-            <w:tcW w:w="1587" w:type="dxa"/>
+            <w:tcW w:w="650" w:type="pct"/>
             <w:shd w:val="clear" w:color="auto" w:fill="2E74B5"/>
             <w:vAlign w:val="center"/>
           </w:tcPr>
           <w:p>
             <w:pPr>
-              <w:spacing w:before="120" w:after="120"/>
+              <w:spacing w:after="0"/>
               <w:jc w:val="center"/>
               <w:rPr>
                 <w:rFonts w:ascii="Times New Roman" w:hAnsi="Times New Roman" w:cs="Times New Roman"/>
-                <w:szCs w:val="28"/>
+                <w:sz w:val="20"/>
+                <w:szCs w:val="24"/>
               </w:rPr>
             </w:pPr>
             <w:r>
@@ -634,7 +620,8 @@
                 <w:rFonts w:ascii="Times New Roman" w:hAnsi="Times New Roman" w:cs="Times New Roman"/>
                 <w:b/>
                 <w:color w:val="FFFFFF"/>
-                <w:szCs w:val="28"/>
+                <w:sz w:val="20"/>
+                <w:szCs w:val="24"/>
               </w:rPr>
               <w:t>ĐƠN GIÁ</w:t>
             </w:r>
@@ -642,17 +629,18 @@
         </w:tc>
         <w:tc>
           <w:tcPr>
-            <w:tcW w:w="1757" w:type="dxa"/>
+            <w:tcW w:w="693" w:type="pct"/>
             <w:shd w:val="clear" w:color="auto" w:fill="2E74B5"/>
             <w:vAlign w:val="center"/>
           </w:tcPr>
           <w:p>
             <w:pPr>
-              <w:spacing w:before="120" w:after="120"/>
+              <w:spacing w:after="0"/>
               <w:jc w:val="center"/>
               <w:rPr>
                 <w:rFonts w:ascii="Times New Roman" w:hAnsi="Times New Roman" w:cs="Times New Roman"/>
-                <w:szCs w:val="28"/>
+                <w:sz w:val="20"/>
+                <w:szCs w:val="24"/>
               </w:rPr>
             </w:pPr>
             <w:r>
@@ -660,7 +648,8 @@
                 <w:rFonts w:ascii="Times New Roman" w:hAnsi="Times New Roman" w:cs="Times New Roman"/>
                 <w:b/>
                 <w:color w:val="FFFFFF"/>
-                <w:szCs w:val="28"/>
+                <w:sz w:val="20"/>
+                <w:szCs w:val="24"/>
               </w:rPr>
               <w:t>THÀNH TIỀN</w:t>
             </w:r>
@@ -668,21 +657,27 @@
         </w:tc>
       </w:tr>
       <w:tr>
+        <w:trPr>
+          <w:trHeight w:val="70"/>
+        </w:trPr>
         <w:tc>
           <w:tcPr>
-            <w:tcW w:w="567" w:type="dxa"/>
+            <w:tcW w:w="368" w:type="pct"/>
           </w:tcPr>
           <w:p>
             <w:pPr>
-              <w:spacing w:before="120" w:after="120"/>
+              <w:spacing w:after="0"/>
               <w:rPr>
                 <w:rFonts w:ascii="Times New Roman" w:hAnsi="Times New Roman" w:cs="Times New Roman"/>
+                <w:sz w:val="2"/>
+                <w:szCs w:val="2"/>
               </w:rPr>
             </w:pPr>
             <w:r>
               <w:rPr>
                 <w:rFonts w:ascii="Times New Roman" w:hAnsi="Times New Roman" w:cs="Times New Roman"/>
                 <w:sz w:val="2"/>
+                <w:szCs w:val="2"/>
               </w:rPr>
               <w:t>{%tr for item in items %}</w:t>
             </w:r>
@@ -690,280 +685,297 @@
         </w:tc>
         <w:tc>
           <w:tcPr>
-            <w:tcW w:w="3685" w:type="dxa"/>
+            <w:tcW w:w="1111" w:type="pct"/>
           </w:tcPr>
           <w:p>
             <w:pPr>
-              <w:spacing w:before="120" w:after="120"/>
+              <w:spacing w:after="0"/>
               <w:rPr>
                 <w:rFonts w:ascii="Times New Roman" w:hAnsi="Times New Roman" w:cs="Times New Roman"/>
+                <w:sz w:val="2"/>
+                <w:szCs w:val="2"/>
               </w:rPr>
             </w:pPr>
           </w:p>
         </w:tc>
         <w:tc>
           <w:tcPr>
-            <w:tcW w:w="737" w:type="dxa"/>
+            <w:tcW w:w="1136" w:type="pct"/>
           </w:tcPr>
           <w:p>
             <w:pPr>
-              <w:spacing w:before="120" w:after="120"/>
+              <w:spacing w:after="0"/>
               <w:rPr>
                 <w:rFonts w:ascii="Times New Roman" w:hAnsi="Times New Roman" w:cs="Times New Roman"/>
+                <w:sz w:val="2"/>
+                <w:szCs w:val="2"/>
               </w:rPr>
             </w:pPr>
           </w:p>
         </w:tc>
         <w:tc>
           <w:tcPr>
-            <w:tcW w:w="850" w:type="dxa"/>
+            <w:tcW w:w="423" w:type="pct"/>
           </w:tcPr>
           <w:p>
             <w:pPr>
-              <w:spacing w:before="120" w:after="120"/>
+              <w:spacing w:after="0"/>
               <w:rPr>
                 <w:rFonts w:ascii="Times New Roman" w:hAnsi="Times New Roman" w:cs="Times New Roman"/>
+                <w:sz w:val="2"/>
+                <w:szCs w:val="2"/>
               </w:rPr>
             </w:pPr>
           </w:p>
         </w:tc>
         <w:tc>
           <w:tcPr>
-            <w:tcW w:w="1587" w:type="dxa"/>
+            <w:tcW w:w="619" w:type="pct"/>
           </w:tcPr>
           <w:p>
             <w:pPr>
-              <w:spacing w:before="120" w:after="120"/>
+              <w:spacing w:after="0"/>
               <w:rPr>
                 <w:rFonts w:ascii="Times New Roman" w:hAnsi="Times New Roman" w:cs="Times New Roman"/>
+                <w:sz w:val="2"/>
+                <w:szCs w:val="2"/>
               </w:rPr>
             </w:pPr>
           </w:p>
         </w:tc>
         <w:tc>
           <w:tcPr>
-            <w:tcW w:w="1757" w:type="dxa"/>
+            <w:tcW w:w="650" w:type="pct"/>
           </w:tcPr>
           <w:p>
             <w:pPr>
-              <w:spacing w:before="120" w:after="120"/>
+              <w:spacing w:after="0"/>
               <w:rPr>
                 <w:rFonts w:ascii="Times New Roman" w:hAnsi="Times New Roman" w:cs="Times New Roman"/>
+                <w:sz w:val="2"/>
+                <w:szCs w:val="2"/>
+              </w:rPr>
+            </w:pPr>
+          </w:p>
+        </w:tc>
+        <w:tc>
+          <w:tcPr>
+            <w:tcW w:w="693" w:type="pct"/>
+          </w:tcPr>
+          <w:p>
+            <w:pPr>
+              <w:spacing w:after="0"/>
+              <w:rPr>
+                <w:rFonts w:ascii="Times New Roman" w:hAnsi="Times New Roman" w:cs="Times New Roman"/>
+                <w:sz w:val="2"/>
+                <w:szCs w:val="2"/>
               </w:rPr>
             </w:pPr>
           </w:p>
         </w:tc>
       </w:tr>
       <w:tr>
+        <w:trPr>
+          <w:trHeight w:val="1124"/>
+        </w:trPr>
         <w:tc>
           <w:tcPr>
-            <w:tcW w:w="567" w:type="dxa"/>
+            <w:tcW w:w="368" w:type="pct"/>
             <w:vAlign w:val="center"/>
           </w:tcPr>
           <w:p>
             <w:pPr>
-              <w:spacing w:before="120" w:after="120"/>
+              <w:spacing w:after="0"/>
               <w:jc w:val="center"/>
               <w:rPr>
                 <w:rFonts w:ascii="Times New Roman" w:hAnsi="Times New Roman" w:cs="Times New Roman"/>
-                <w:szCs w:val="28"/>
+                <w:sz w:val="20"/>
+                <w:szCs w:val="24"/>
               </w:rPr>
             </w:pPr>
-            <w:proofErr w:type="gramStart"/>
             <w:r>
               <w:rPr>
                 <w:rFonts w:ascii="Times New Roman" w:hAnsi="Times New Roman" w:cs="Times New Roman"/>
-                <w:szCs w:val="28"/>
+                <w:sz w:val="20"/>
+                <w:szCs w:val="24"/>
               </w:rPr>
-              <w:t>{{ item.stt</w:t>
-            </w:r>
-            <w:proofErr w:type="gramEnd"/>
-            <w:r>
-              <w:rPr>
-                <w:rFonts w:ascii="Times New Roman" w:hAnsi="Times New Roman" w:cs="Times New Roman"/>
-                <w:szCs w:val="28"/>
-              </w:rPr>
-              <w:t xml:space="preserve"> }}</w:t>
+              <w:t>{{ item.stt }}</w:t>
             </w:r>
           </w:p>
         </w:tc>
         <w:tc>
           <w:tcPr>
-            <w:tcW w:w="3685" w:type="dxa"/>
+            <w:tcW w:w="1111" w:type="pct"/>
             <w:vAlign w:val="center"/>
           </w:tcPr>
           <w:p>
             <w:pPr>
-              <w:spacing w:before="120" w:after="120"/>
+              <w:spacing w:after="0"/>
               <w:jc w:val="center"/>
               <w:rPr>
                 <w:rFonts w:ascii="Times New Roman" w:hAnsi="Times New Roman" w:cs="Times New Roman"/>
-                <w:szCs w:val="28"/>
+                <w:sz w:val="20"/>
+                <w:szCs w:val="24"/>
               </w:rPr>
             </w:pPr>
-            <w:proofErr w:type="gramStart"/>
             <w:r>
               <w:rPr>
                 <w:rFonts w:ascii="Times New Roman" w:hAnsi="Times New Roman" w:cs="Times New Roman"/>
-                <w:szCs w:val="28"/>
+                <w:sz w:val="20"/>
+                <w:szCs w:val="24"/>
               </w:rPr>
-              <w:t>{{ item.name</w:t>
-            </w:r>
-            <w:proofErr w:type="gramEnd"/>
-            <w:r>
-              <w:rPr>
-                <w:rFonts w:ascii="Times New Roman" w:hAnsi="Times New Roman" w:cs="Times New Roman"/>
-                <w:szCs w:val="28"/>
-              </w:rPr>
-              <w:t xml:space="preserve"> }}</w:t>
+              <w:t>{{ item.name }}</w:t>
             </w:r>
           </w:p>
         </w:tc>
         <w:tc>
           <w:tcPr>
-            <w:tcW w:w="737" w:type="dxa"/>
+            <w:tcW w:w="1136" w:type="pct"/>
             <w:vAlign w:val="center"/>
           </w:tcPr>
           <w:p>
             <w:pPr>
-              <w:spacing w:before="120" w:after="120"/>
+              <w:spacing w:after="0"/>
               <w:jc w:val="center"/>
               <w:rPr>
                 <w:rFonts w:ascii="Times New Roman" w:hAnsi="Times New Roman" w:cs="Times New Roman"/>
-                <w:szCs w:val="28"/>
+                <w:sz w:val="20"/>
+                <w:szCs w:val="24"/>
               </w:rPr>
             </w:pPr>
-            <w:proofErr w:type="gramStart"/>
             <w:r>
               <w:rPr>
                 <w:rFonts w:ascii="Times New Roman" w:hAnsi="Times New Roman" w:cs="Times New Roman"/>
-                <w:szCs w:val="28"/>
+                <w:sz w:val="20"/>
+                <w:szCs w:val="24"/>
               </w:rPr>
-              <w:t>{{ item</w:t>
-            </w:r>
-            <w:proofErr w:type="gramEnd"/>
-            <w:r>
-              <w:rPr>
-                <w:rFonts w:ascii="Times New Roman" w:hAnsi="Times New Roman" w:cs="Times New Roman"/>
-                <w:szCs w:val="28"/>
-              </w:rPr>
-              <w:t>.unit }}</w:t>
+              <w:t>{{ item.image }}</w:t>
             </w:r>
           </w:p>
         </w:tc>
         <w:tc>
           <w:tcPr>
-            <w:tcW w:w="850" w:type="dxa"/>
+            <w:tcW w:w="423" w:type="pct"/>
             <w:vAlign w:val="center"/>
           </w:tcPr>
           <w:p>
             <w:pPr>
-              <w:spacing w:before="120" w:after="120"/>
+              <w:spacing w:after="0"/>
               <w:jc w:val="center"/>
               <w:rPr>
                 <w:rFonts w:ascii="Times New Roman" w:hAnsi="Times New Roman" w:cs="Times New Roman"/>
-                <w:szCs w:val="28"/>
+                <w:sz w:val="20"/>
+                <w:szCs w:val="24"/>
               </w:rPr>
             </w:pPr>
-            <w:proofErr w:type="gramStart"/>
             <w:r>
               <w:rPr>
                 <w:rFonts w:ascii="Times New Roman" w:hAnsi="Times New Roman" w:cs="Times New Roman"/>
-                <w:szCs w:val="28"/>
+                <w:sz w:val="20"/>
+                <w:szCs w:val="24"/>
               </w:rPr>
-              <w:t>{{ item</w:t>
-            </w:r>
-            <w:proofErr w:type="gramEnd"/>
-            <w:r>
-              <w:rPr>
-                <w:rFonts w:ascii="Times New Roman" w:hAnsi="Times New Roman" w:cs="Times New Roman"/>
-                <w:szCs w:val="28"/>
-              </w:rPr>
-              <w:t>.quantity }}</w:t>
+              <w:t>{{ item.unit }}</w:t>
             </w:r>
           </w:p>
         </w:tc>
         <w:tc>
           <w:tcPr>
-            <w:tcW w:w="1587" w:type="dxa"/>
+            <w:tcW w:w="619" w:type="pct"/>
             <w:vAlign w:val="center"/>
           </w:tcPr>
           <w:p>
             <w:pPr>
-              <w:spacing w:before="120" w:after="120"/>
+              <w:spacing w:after="0"/>
               <w:jc w:val="center"/>
               <w:rPr>
                 <w:rFonts w:ascii="Times New Roman" w:hAnsi="Times New Roman" w:cs="Times New Roman"/>
-                <w:szCs w:val="28"/>
+                <w:sz w:val="20"/>
+                <w:szCs w:val="24"/>
               </w:rPr>
             </w:pPr>
-            <w:proofErr w:type="gramStart"/>
             <w:r>
               <w:rPr>
                 <w:rFonts w:ascii="Times New Roman" w:hAnsi="Times New Roman" w:cs="Times New Roman"/>
-                <w:szCs w:val="28"/>
+                <w:sz w:val="20"/>
+                <w:szCs w:val="24"/>
               </w:rPr>
-              <w:t>{{ item</w:t>
-            </w:r>
-            <w:proofErr w:type="gramEnd"/>
-            <w:r>
-              <w:rPr>
-                <w:rFonts w:ascii="Times New Roman" w:hAnsi="Times New Roman" w:cs="Times New Roman"/>
-                <w:szCs w:val="28"/>
-              </w:rPr>
-              <w:t>.unit_price }}</w:t>
+              <w:t>{{ item.quantity }}</w:t>
             </w:r>
           </w:p>
         </w:tc>
         <w:tc>
           <w:tcPr>
-            <w:tcW w:w="1757" w:type="dxa"/>
+            <w:tcW w:w="650" w:type="pct"/>
             <w:vAlign w:val="center"/>
           </w:tcPr>
           <w:p>
             <w:pPr>
-              <w:spacing w:before="120" w:after="120"/>
-              <w:jc w:val="center"/>
+              <w:spacing w:after="0"/>
+              <w:jc w:val="right"/>
               <w:rPr>
                 <w:rFonts w:ascii="Times New Roman" w:hAnsi="Times New Roman" w:cs="Times New Roman"/>
-                <w:szCs w:val="28"/>
+                <w:sz w:val="20"/>
+                <w:szCs w:val="24"/>
               </w:rPr>
             </w:pPr>
-            <w:proofErr w:type="gramStart"/>
             <w:r>
               <w:rPr>
                 <w:rFonts w:ascii="Times New Roman" w:hAnsi="Times New Roman" w:cs="Times New Roman"/>
-                <w:szCs w:val="28"/>
+                <w:sz w:val="20"/>
+                <w:szCs w:val="24"/>
               </w:rPr>
-              <w:t>{{ item</w:t>
+              <w:t>{{ item.unit_price }}</w:t>
             </w:r>
-            <w:proofErr w:type="gramEnd"/>
+          </w:p>
+        </w:tc>
+        <w:tc>
+          <w:tcPr>
+            <w:tcW w:w="693" w:type="pct"/>
+            <w:vAlign w:val="center"/>
+          </w:tcPr>
+          <w:p>
+            <w:pPr>
+              <w:spacing w:after="0"/>
+              <w:jc w:val="right"/>
+              <w:rPr>
+                <w:rFonts w:ascii="Times New Roman" w:hAnsi="Times New Roman" w:cs="Times New Roman"/>
+                <w:sz w:val="20"/>
+                <w:szCs w:val="24"/>
+              </w:rPr>
+            </w:pPr>
             <w:r>
               <w:rPr>
                 <w:rFonts w:ascii="Times New Roman" w:hAnsi="Times New Roman" w:cs="Times New Roman"/>
-                <w:szCs w:val="28"/>
+                <w:sz w:val="20"/>
+                <w:szCs w:val="24"/>
               </w:rPr>
-              <w:t>.total }}</w:t>
+              <w:t>{{ item.total }}</w:t>
             </w:r>
           </w:p>
         </w:tc>
       </w:tr>
       <w:tr>
+        <w:trPr>
+          <w:trHeight w:val="70"/>
+        </w:trPr>
         <w:tc>
           <w:tcPr>
-            <w:tcW w:w="567" w:type="dxa"/>
+            <w:tcW w:w="368" w:type="pct"/>
           </w:tcPr>
           <w:p>
             <w:pPr>
-              <w:spacing w:before="120" w:after="120"/>
+              <w:spacing w:after="0"/>
               <w:rPr>
                 <w:rFonts w:ascii="Times New Roman" w:hAnsi="Times New Roman" w:cs="Times New Roman"/>
+                <w:sz w:val="2"/>
+                <w:szCs w:val="2"/>
               </w:rPr>
             </w:pPr>
             <w:r>
               <w:rPr>
                 <w:rFonts w:ascii="Times New Roman" w:hAnsi="Times New Roman" w:cs="Times New Roman"/>
                 <w:sz w:val="2"/>
+                <w:szCs w:val="2"/>
               </w:rPr>
               <w:t>{%tr endfor %}</w:t>
             </w:r>
@@ -971,290 +983,323 @@
         </w:tc>
         <w:tc>
           <w:tcPr>
-            <w:tcW w:w="3685" w:type="dxa"/>
+            <w:tcW w:w="1111" w:type="pct"/>
           </w:tcPr>
           <w:p>
             <w:pPr>
-              <w:spacing w:before="120" w:after="120"/>
+              <w:spacing w:after="0"/>
               <w:rPr>
                 <w:rFonts w:ascii="Times New Roman" w:hAnsi="Times New Roman" w:cs="Times New Roman"/>
+                <w:sz w:val="2"/>
+                <w:szCs w:val="2"/>
               </w:rPr>
             </w:pPr>
           </w:p>
         </w:tc>
         <w:tc>
           <w:tcPr>
-            <w:tcW w:w="737" w:type="dxa"/>
+            <w:tcW w:w="1136" w:type="pct"/>
           </w:tcPr>
           <w:p>
             <w:pPr>
-              <w:spacing w:before="120" w:after="120"/>
+              <w:spacing w:after="0"/>
               <w:rPr>
                 <w:rFonts w:ascii="Times New Roman" w:hAnsi="Times New Roman" w:cs="Times New Roman"/>
+                <w:sz w:val="2"/>
+                <w:szCs w:val="2"/>
               </w:rPr>
             </w:pPr>
           </w:p>
         </w:tc>
         <w:tc>
           <w:tcPr>
-            <w:tcW w:w="850" w:type="dxa"/>
+            <w:tcW w:w="423" w:type="pct"/>
           </w:tcPr>
           <w:p>
             <w:pPr>
-              <w:spacing w:before="120" w:after="120"/>
+              <w:spacing w:after="0"/>
               <w:rPr>
                 <w:rFonts w:ascii="Times New Roman" w:hAnsi="Times New Roman" w:cs="Times New Roman"/>
+                <w:sz w:val="2"/>
+                <w:szCs w:val="2"/>
               </w:rPr>
             </w:pPr>
           </w:p>
         </w:tc>
         <w:tc>
           <w:tcPr>
-            <w:tcW w:w="1587" w:type="dxa"/>
+            <w:tcW w:w="619" w:type="pct"/>
           </w:tcPr>
           <w:p>
             <w:pPr>
-              <w:spacing w:before="120" w:after="120"/>
+              <w:spacing w:after="0"/>
               <w:rPr>
                 <w:rFonts w:ascii="Times New Roman" w:hAnsi="Times New Roman" w:cs="Times New Roman"/>
+                <w:sz w:val="2"/>
+                <w:szCs w:val="2"/>
               </w:rPr>
             </w:pPr>
           </w:p>
         </w:tc>
         <w:tc>
           <w:tcPr>
-            <w:tcW w:w="1757" w:type="dxa"/>
+            <w:tcW w:w="650" w:type="pct"/>
           </w:tcPr>
           <w:p>
             <w:pPr>
-              <w:spacing w:before="120" w:after="120"/>
+              <w:spacing w:after="0"/>
               <w:rPr>
                 <w:rFonts w:ascii="Times New Roman" w:hAnsi="Times New Roman" w:cs="Times New Roman"/>
+                <w:sz w:val="2"/>
+                <w:szCs w:val="2"/>
+              </w:rPr>
+            </w:pPr>
+          </w:p>
+        </w:tc>
+        <w:tc>
+          <w:tcPr>
+            <w:tcW w:w="693" w:type="pct"/>
+          </w:tcPr>
+          <w:p>
+            <w:pPr>
+              <w:spacing w:after="0"/>
+              <w:rPr>
+                <w:rFonts w:ascii="Times New Roman" w:hAnsi="Times New Roman" w:cs="Times New Roman"/>
+                <w:sz w:val="2"/>
+                <w:szCs w:val="2"/>
               </w:rPr>
             </w:pPr>
           </w:p>
         </w:tc>
       </w:tr>
       <w:tr>
+        <w:trPr>
+          <w:trHeight w:val="432"/>
+        </w:trPr>
         <w:tc>
           <w:tcPr>
-            <w:tcW w:w="1587" w:type="dxa"/>
-            <w:gridSpan w:val="5"/>
+            <w:tcW w:w="368" w:type="pct"/>
             <w:shd w:val="clear" w:color="auto" w:fill="EEF3FB"/>
           </w:tcPr>
           <w:p>
             <w:pPr>
-              <w:spacing w:before="120" w:after="120"/>
+              <w:spacing w:after="0"/>
               <w:jc w:val="right"/>
               <w:rPr>
                 <w:rFonts w:ascii="Times New Roman" w:hAnsi="Times New Roman" w:cs="Times New Roman"/>
+                <w:b/>
+                <w:sz w:val="20"/>
+                <w:szCs w:val="20"/>
+              </w:rPr>
+            </w:pPr>
+          </w:p>
+        </w:tc>
+        <w:tc>
+          <w:tcPr>
+            <w:tcW w:w="3939" w:type="pct"/>
+            <w:gridSpan w:val="5"/>
+            <w:shd w:val="clear" w:color="auto" w:fill="EEF3FB"/>
+            <w:vAlign w:val="center"/>
+          </w:tcPr>
+          <w:p>
+            <w:pPr>
+              <w:spacing w:after="0"/>
+              <w:jc w:val="right"/>
+              <w:rPr>
+                <w:rFonts w:ascii="Times New Roman" w:hAnsi="Times New Roman" w:cs="Times New Roman"/>
+                <w:sz w:val="20"/>
+                <w:szCs w:val="20"/>
               </w:rPr>
             </w:pPr>
             <w:r>
               <w:rPr>
                 <w:rFonts w:ascii="Times New Roman" w:hAnsi="Times New Roman" w:cs="Times New Roman"/>
                 <w:b/>
+                <w:sz w:val="20"/>
+                <w:szCs w:val="20"/>
               </w:rPr>
-              <w:t>Cộng tiền hàng</w:t>
-            </w:r>
-            <w:r>
-              <w:rPr>
-                <w:rFonts w:ascii="Times New Roman" w:hAnsi="Times New Roman" w:cs="Times New Roman"/>
-                <w:b/>
-              </w:rPr>
-              <w:t>:</w:t>
+              <w:t>Cộng tiền hàng:</w:t>
             </w:r>
           </w:p>
         </w:tc>
         <w:tc>
           <w:tcPr>
-            <w:tcW w:w="1757" w:type="dxa"/>
+            <w:tcW w:w="693" w:type="pct"/>
             <w:shd w:val="clear" w:color="auto" w:fill="EEF3FB"/>
+            <w:vAlign w:val="center"/>
           </w:tcPr>
           <w:p>
             <w:pPr>
-              <w:spacing w:before="120" w:after="120"/>
+              <w:spacing w:after="0"/>
               <w:jc w:val="right"/>
               <w:rPr>
                 <w:rFonts w:ascii="Times New Roman" w:hAnsi="Times New Roman" w:cs="Times New Roman"/>
+                <w:sz w:val="20"/>
+                <w:szCs w:val="20"/>
               </w:rPr>
             </w:pPr>
-            <w:proofErr w:type="gramStart"/>
             <w:r>
               <w:rPr>
                 <w:rFonts w:ascii="Times New Roman" w:hAnsi="Times New Roman" w:cs="Times New Roman"/>
+                <w:sz w:val="20"/>
+                <w:szCs w:val="20"/>
               </w:rPr>
-              <w:t>{{ subtotal</w:t>
-            </w:r>
-            <w:proofErr w:type="gramEnd"/>
-            <w:r>
-              <w:rPr>
-                <w:rFonts w:ascii="Times New Roman" w:hAnsi="Times New Roman" w:cs="Times New Roman"/>
-              </w:rPr>
-              <w:t xml:space="preserve"> }}</w:t>
+              <w:t>{{ subtotal }}</w:t>
             </w:r>
           </w:p>
         </w:tc>
       </w:tr>
       <w:tr>
+        <w:trPr>
+          <w:trHeight w:val="432"/>
+        </w:trPr>
         <w:tc>
           <w:tcPr>
-            <w:tcW w:w="1587" w:type="dxa"/>
-            <w:gridSpan w:val="5"/>
+            <w:tcW w:w="368" w:type="pct"/>
             <w:shd w:val="clear" w:color="auto" w:fill="EEF3FB"/>
           </w:tcPr>
           <w:p>
             <w:pPr>
-              <w:spacing w:before="120" w:after="120"/>
+              <w:spacing w:after="0"/>
               <w:jc w:val="right"/>
               <w:rPr>
                 <w:rFonts w:ascii="Times New Roman" w:hAnsi="Times New Roman" w:cs="Times New Roman"/>
+                <w:b/>
+                <w:sz w:val="20"/>
+                <w:szCs w:val="20"/>
+              </w:rPr>
+            </w:pPr>
+          </w:p>
+        </w:tc>
+        <w:tc>
+          <w:tcPr>
+            <w:tcW w:w="3939" w:type="pct"/>
+            <w:gridSpan w:val="5"/>
+            <w:shd w:val="clear" w:color="auto" w:fill="EEF3FB"/>
+            <w:vAlign w:val="center"/>
+          </w:tcPr>
+          <w:p>
+            <w:pPr>
+              <w:spacing w:after="0"/>
+              <w:jc w:val="right"/>
+              <w:rPr>
+                <w:rFonts w:ascii="Times New Roman" w:hAnsi="Times New Roman" w:cs="Times New Roman"/>
+                <w:sz w:val="20"/>
+                <w:szCs w:val="20"/>
               </w:rPr>
             </w:pPr>
             <w:r>
               <w:rPr>
                 <w:rFonts w:ascii="Times New Roman" w:hAnsi="Times New Roman" w:cs="Times New Roman"/>
                 <w:b/>
+                <w:sz w:val="20"/>
+                <w:szCs w:val="20"/>
               </w:rPr>
-              <w:t>Th</w:t>
-            </w:r>
-            <w:r>
-              <w:rPr>
-                <w:rFonts w:ascii="Times New Roman" w:hAnsi="Times New Roman" w:cs="Times New Roman"/>
-                <w:b/>
-              </w:rPr>
-              <w:t>uế</w:t>
-            </w:r>
-            <w:r>
-              <w:rPr>
-                <w:rFonts w:ascii="Times New Roman" w:hAnsi="Times New Roman" w:cs="Times New Roman"/>
-                <w:b/>
-              </w:rPr>
-              <w:t xml:space="preserve"> VAT </w:t>
-            </w:r>
-            <w:proofErr w:type="gramStart"/>
-            <w:r>
-              <w:rPr>
-                <w:rFonts w:ascii="Times New Roman" w:hAnsi="Times New Roman" w:cs="Times New Roman"/>
-                <w:b/>
-              </w:rPr>
-              <w:t>{{ vat</w:t>
-            </w:r>
-            <w:proofErr w:type="gramEnd"/>
-            <w:r>
-              <w:rPr>
-                <w:rFonts w:ascii="Times New Roman" w:hAnsi="Times New Roman" w:cs="Times New Roman"/>
-                <w:b/>
-              </w:rPr>
-              <w:t>_</w:t>
-            </w:r>
-            <w:proofErr w:type="gramStart"/>
-            <w:r>
-              <w:rPr>
-                <w:rFonts w:ascii="Times New Roman" w:hAnsi="Times New Roman" w:cs="Times New Roman"/>
-                <w:b/>
-              </w:rPr>
-              <w:t>rate }}%</w:t>
-            </w:r>
-            <w:proofErr w:type="gramEnd"/>
-            <w:r>
-              <w:rPr>
-                <w:rFonts w:ascii="Times New Roman" w:hAnsi="Times New Roman" w:cs="Times New Roman"/>
-                <w:b/>
-              </w:rPr>
-              <w:t>:</w:t>
+              <w:t>Thuế VAT {{ vat_rate }}%:</w:t>
             </w:r>
           </w:p>
         </w:tc>
         <w:tc>
           <w:tcPr>
-            <w:tcW w:w="1757" w:type="dxa"/>
+            <w:tcW w:w="693" w:type="pct"/>
             <w:shd w:val="clear" w:color="auto" w:fill="EEF3FB"/>
+            <w:vAlign w:val="center"/>
           </w:tcPr>
           <w:p>
             <w:pPr>
-              <w:spacing w:before="120" w:after="120"/>
+              <w:spacing w:after="0"/>
               <w:jc w:val="right"/>
               <w:rPr>
                 <w:rFonts w:ascii="Times New Roman" w:hAnsi="Times New Roman" w:cs="Times New Roman"/>
+                <w:sz w:val="20"/>
+                <w:szCs w:val="20"/>
               </w:rPr>
             </w:pPr>
-            <w:proofErr w:type="gramStart"/>
             <w:r>
               <w:rPr>
                 <w:rFonts w:ascii="Times New Roman" w:hAnsi="Times New Roman" w:cs="Times New Roman"/>
+                <w:sz w:val="20"/>
+                <w:szCs w:val="20"/>
               </w:rPr>
-              <w:t>{{ vat</w:t>
-            </w:r>
-            <w:proofErr w:type="gramEnd"/>
-            <w:r>
-              <w:rPr>
-                <w:rFonts w:ascii="Times New Roman" w:hAnsi="Times New Roman" w:cs="Times New Roman"/>
-              </w:rPr>
-              <w:t>_amount }}</w:t>
+              <w:t>{{ vat_amount }}</w:t>
             </w:r>
           </w:p>
         </w:tc>
       </w:tr>
       <w:tr>
+        <w:trPr>
+          <w:trHeight w:val="432"/>
+        </w:trPr>
         <w:tc>
           <w:tcPr>
-            <w:tcW w:w="1587" w:type="dxa"/>
-            <w:gridSpan w:val="5"/>
+            <w:tcW w:w="368" w:type="pct"/>
             <w:shd w:val="clear" w:color="auto" w:fill="D9E1F2"/>
           </w:tcPr>
           <w:p>
             <w:pPr>
-              <w:spacing w:before="120" w:after="120"/>
+              <w:spacing w:after="0"/>
               <w:jc w:val="right"/>
               <w:rPr>
                 <w:rFonts w:ascii="Times New Roman" w:hAnsi="Times New Roman" w:cs="Times New Roman"/>
+                <w:b/>
+                <w:sz w:val="20"/>
+                <w:szCs w:val="20"/>
+              </w:rPr>
+            </w:pPr>
+          </w:p>
+        </w:tc>
+        <w:tc>
+          <w:tcPr>
+            <w:tcW w:w="3939" w:type="pct"/>
+            <w:gridSpan w:val="5"/>
+            <w:shd w:val="clear" w:color="auto" w:fill="D9E1F2"/>
+            <w:vAlign w:val="center"/>
+          </w:tcPr>
+          <w:p>
+            <w:pPr>
+              <w:spacing w:after="0"/>
+              <w:jc w:val="right"/>
+              <w:rPr>
+                <w:rFonts w:ascii="Times New Roman" w:hAnsi="Times New Roman" w:cs="Times New Roman"/>
+                <w:sz w:val="20"/>
+                <w:szCs w:val="20"/>
               </w:rPr>
             </w:pPr>
             <w:r>
               <w:rPr>
                 <w:rFonts w:ascii="Times New Roman" w:hAnsi="Times New Roman" w:cs="Times New Roman"/>
                 <w:b/>
+                <w:sz w:val="20"/>
+                <w:szCs w:val="20"/>
               </w:rPr>
-              <w:t>TỔNG CỘNG</w:t>
-            </w:r>
-            <w:r>
-              <w:rPr>
-                <w:rFonts w:ascii="Times New Roman" w:hAnsi="Times New Roman" w:cs="Times New Roman"/>
-                <w:b/>
-              </w:rPr>
-              <w:t>:</w:t>
+              <w:t>TỔNG CỘNG:</w:t>
             </w:r>
           </w:p>
         </w:tc>
         <w:tc>
           <w:tcPr>
-            <w:tcW w:w="1757" w:type="dxa"/>
+            <w:tcW w:w="693" w:type="pct"/>
             <w:shd w:val="clear" w:color="auto" w:fill="D9E1F2"/>
+            <w:vAlign w:val="center"/>
           </w:tcPr>
           <w:p>
             <w:pPr>
-              <w:spacing w:before="120" w:after="120"/>
+              <w:spacing w:after="0"/>
               <w:jc w:val="right"/>
               <w:rPr>
                 <w:rFonts w:ascii="Times New Roman" w:hAnsi="Times New Roman" w:cs="Times New Roman"/>
+                <w:sz w:val="20"/>
+                <w:szCs w:val="20"/>
               </w:rPr>
             </w:pPr>
-            <w:proofErr w:type="gramStart"/>
             <w:r>
               <w:rPr>
                 <w:rFonts w:ascii="Times New Roman" w:hAnsi="Times New Roman" w:cs="Times New Roman"/>
                 <w:b/>
+                <w:sz w:val="20"/>
+                <w:szCs w:val="20"/>
               </w:rPr>
-              <w:t>{{ total</w:t>
-            </w:r>
-            <w:proofErr w:type="gramEnd"/>
-            <w:r>
-              <w:rPr>
-                <w:rFonts w:ascii="Times New Roman" w:hAnsi="Times New Roman" w:cs="Times New Roman"/>
-                <w:b/>
-              </w:rPr>
-              <w:t>_amount }}</w:t>
+              <w:t>{{ total_amount }}</w:t>
             </w:r>
           </w:p>
         </w:tc>
@@ -1265,103 +1310,44 @@
         <w:spacing w:before="80" w:after="40"/>
         <w:rPr>
           <w:rFonts w:ascii="Times New Roman" w:hAnsi="Times New Roman" w:cs="Times New Roman"/>
+          <w:sz w:val="20"/>
+          <w:szCs w:val="20"/>
         </w:rPr>
       </w:pPr>
       <w:r>
         <w:rPr>
           <w:rFonts w:ascii="Times New Roman" w:hAnsi="Times New Roman" w:cs="Times New Roman"/>
+          <w:sz w:val="20"/>
+          <w:szCs w:val="20"/>
         </w:rPr>
-        <w:t xml:space="preserve">(Bằng chữ: </w:t>
-      </w:r>
-      <w:proofErr w:type="gramStart"/>
-      <w:r>
-        <w:rPr>
-          <w:rFonts w:ascii="Times New Roman" w:hAnsi="Times New Roman" w:cs="Times New Roman"/>
-        </w:rPr>
-        <w:t xml:space="preserve">{{ </w:t>
+        <w:t xml:space="preserve">(Bằng chữ: {{ </w:t>
       </w:r>
       <w:r>
         <w:rPr>
           <w:rFonts w:ascii="Times New Roman" w:hAnsi="Times New Roman" w:cs="Times New Roman"/>
           <w:bCs/>
           <w:i/>
+          <w:sz w:val="20"/>
+          <w:szCs w:val="20"/>
         </w:rPr>
-        <w:t>amount</w:t>
-      </w:r>
-      <w:proofErr w:type="gramEnd"/>
-      <w:r>
-        <w:rPr>
-          <w:rFonts w:ascii="Times New Roman" w:hAnsi="Times New Roman" w:cs="Times New Roman"/>
-          <w:bCs/>
-          <w:i/>
-        </w:rPr>
-        <w:t>_in_</w:t>
-      </w:r>
-      <w:proofErr w:type="gramStart"/>
-      <w:r>
-        <w:rPr>
-          <w:rFonts w:ascii="Times New Roman" w:hAnsi="Times New Roman" w:cs="Times New Roman"/>
-          <w:bCs/>
-          <w:i/>
-        </w:rPr>
-        <w:t>words</w:t>
+        <w:t>amount_in_words</w:t>
       </w:r>
       <w:r>
         <w:rPr>
           <w:rFonts w:ascii="Times New Roman" w:hAnsi="Times New Roman" w:cs="Times New Roman"/>
           <w:bCs/>
+          <w:sz w:val="20"/>
+          <w:szCs w:val="20"/>
         </w:rPr>
         <w:t xml:space="preserve"> </w:t>
       </w:r>
       <w:r>
         <w:rPr>
           <w:rFonts w:ascii="Times New Roman" w:hAnsi="Times New Roman" w:cs="Times New Roman"/>
+          <w:sz w:val="20"/>
+          <w:szCs w:val="20"/>
         </w:rPr>
-        <w:t>}</w:t>
-      </w:r>
-      <w:proofErr w:type="gramEnd"/>
-      <w:r>
-        <w:rPr>
-          <w:rFonts w:ascii="Times New Roman" w:hAnsi="Times New Roman" w:cs="Times New Roman"/>
-        </w:rPr>
-        <w:t>})</w:t>
-      </w:r>
-    </w:p>
-    <w:p>
-      <w:pPr>
-        <w:rPr>
-          <w:rFonts w:ascii="Times New Roman" w:hAnsi="Times New Roman" w:cs="Times New Roman"/>
-        </w:rPr>
-      </w:pPr>
-      <w:r>
-        <w:rPr>
-          <w:rFonts w:ascii="Times New Roman" w:hAnsi="Times New Roman" w:cs="Times New Roman"/>
-          <w:i/>
-        </w:rPr>
-        <w:t>Ghi chú</w:t>
-      </w:r>
-      <w:r>
-        <w:rPr>
-          <w:rFonts w:ascii="Times New Roman" w:hAnsi="Times New Roman" w:cs="Times New Roman"/>
-          <w:i/>
-        </w:rPr>
-        <w:t xml:space="preserve">: </w:t>
-      </w:r>
-      <w:proofErr w:type="gramStart"/>
-      <w:r>
-        <w:rPr>
-          <w:rFonts w:ascii="Times New Roman" w:hAnsi="Times New Roman" w:cs="Times New Roman"/>
-          <w:i/>
-        </w:rPr>
-        <w:t>{{ notes</w:t>
-      </w:r>
-      <w:proofErr w:type="gramEnd"/>
-      <w:r>
-        <w:rPr>
-          <w:rFonts w:ascii="Times New Roman" w:hAnsi="Times New Roman" w:cs="Times New Roman"/>
-          <w:i/>
-        </w:rPr>
-        <w:t xml:space="preserve"> }}</w:t>
+        <w:t>}})</w:t>
       </w:r>
     </w:p>
     <w:p>
@@ -1369,14 +1355,19 @@
         <w:spacing w:after="40"/>
         <w:rPr>
           <w:rFonts w:ascii="Times New Roman" w:hAnsi="Times New Roman" w:cs="Times New Roman"/>
+          <w:b/>
+          <w:sz w:val="20"/>
+          <w:szCs w:val="20"/>
         </w:rPr>
       </w:pPr>
       <w:r>
         <w:rPr>
           <w:rFonts w:ascii="Times New Roman" w:hAnsi="Times New Roman" w:cs="Times New Roman"/>
           <w:b/>
+          <w:sz w:val="20"/>
+          <w:szCs w:val="20"/>
         </w:rPr>
-        <w:t>ĐIỀU KHOẢN THANH TOÁN:</w:t>
+        <w:t>ĐIỀU KHOẢN:</w:t>
       </w:r>
     </w:p>
     <w:p>
@@ -1384,35 +1375,17 @@
         <w:spacing w:after="80"/>
         <w:rPr>
           <w:rFonts w:ascii="Times New Roman" w:hAnsi="Times New Roman" w:cs="Times New Roman"/>
+          <w:sz w:val="20"/>
+          <w:szCs w:val="20"/>
         </w:rPr>
       </w:pPr>
-      <w:proofErr w:type="gramStart"/>
       <w:r>
         <w:rPr>
           <w:rFonts w:ascii="Times New Roman" w:hAnsi="Times New Roman" w:cs="Times New Roman"/>
+          <w:sz w:val="20"/>
+          <w:szCs w:val="20"/>
         </w:rPr>
-        <w:t>{{ payment</w:t>
-      </w:r>
-      <w:proofErr w:type="gramEnd"/>
-      <w:r>
-        <w:rPr>
-          <w:rFonts w:ascii="Times New Roman" w:hAnsi="Times New Roman" w:cs="Times New Roman"/>
-        </w:rPr>
-        <w:t>_</w:t>
-      </w:r>
-      <w:proofErr w:type="gramStart"/>
-      <w:r>
-        <w:rPr>
-          <w:rFonts w:ascii="Times New Roman" w:hAnsi="Times New Roman" w:cs="Times New Roman"/>
-        </w:rPr>
-        <w:t>terms }</w:t>
-      </w:r>
-      <w:proofErr w:type="gramEnd"/>
-      <w:r>
-        <w:rPr>
-          <w:rFonts w:ascii="Times New Roman" w:hAnsi="Times New Roman" w:cs="Times New Roman"/>
-        </w:rPr>
-        <w:t>}</w:t>
+        <w:t>{{ payment_terms }}</w:t>
       </w:r>
     </w:p>
     <w:p>
@@ -1420,14 +1393,44 @@
         <w:spacing w:after="40"/>
         <w:rPr>
           <w:rFonts w:ascii="Times New Roman" w:hAnsi="Times New Roman" w:cs="Times New Roman"/>
+          <w:sz w:val="20"/>
+          <w:szCs w:val="20"/>
         </w:rPr>
       </w:pPr>
       <w:r>
         <w:rPr>
           <w:rFonts w:ascii="Times New Roman" w:hAnsi="Times New Roman" w:cs="Times New Roman"/>
           <w:b/>
+          <w:sz w:val="20"/>
+          <w:szCs w:val="20"/>
         </w:rPr>
         <w:t>THANH TOÁN:</w:t>
+      </w:r>
+    </w:p>
+    <w:p>
+      <w:pPr>
+        <w:spacing w:after="40"/>
+        <w:rPr>
+          <w:rFonts w:ascii="Times New Roman" w:hAnsi="Times New Roman" w:cs="Times New Roman"/>
+          <w:sz w:val="20"/>
+          <w:szCs w:val="20"/>
+        </w:rPr>
+      </w:pPr>
+      <w:r>
+        <w:rPr>
+          <w:rFonts w:ascii="Times New Roman" w:hAnsi="Times New Roman" w:cs="Times New Roman"/>
+          <w:sz w:val="20"/>
+          <w:szCs w:val="20"/>
+        </w:rPr>
+        <w:t xml:space="preserve">- </w:t>
+      </w:r>
+      <w:r>
+        <w:rPr>
+          <w:rFonts w:ascii="Times New Roman" w:hAnsi="Times New Roman" w:cs="Times New Roman"/>
+          <w:sz w:val="20"/>
+          <w:szCs w:val="20"/>
+        </w:rPr>
+        <w:t>Hình thức: Chuyển khoản vào tài khoản công ty</w:t>
       </w:r>
     </w:p>
     <w:p>
@@ -1435,13 +1438,33 @@
         <w:spacing w:after="20"/>
         <w:rPr>
           <w:rFonts w:ascii="Times New Roman" w:hAnsi="Times New Roman" w:cs="Times New Roman"/>
+          <w:sz w:val="20"/>
+          <w:szCs w:val="20"/>
         </w:rPr>
       </w:pPr>
       <w:r>
         <w:rPr>
           <w:rFonts w:ascii="Times New Roman" w:hAnsi="Times New Roman" w:cs="Times New Roman"/>
+          <w:sz w:val="20"/>
+          <w:szCs w:val="20"/>
         </w:rPr>
-        <w:t>- Hình thức: Chuyển khoản vào tài khoản công ty</w:t>
+        <w:t xml:space="preserve">- </w:t>
+      </w:r>
+      <w:r>
+        <w:rPr>
+          <w:rFonts w:ascii="Times New Roman" w:hAnsi="Times New Roman" w:cs="Times New Roman"/>
+          <w:sz w:val="20"/>
+          <w:szCs w:val="20"/>
+        </w:rPr>
+        <w:t>Ngân hàng</w:t>
+      </w:r>
+      <w:r>
+        <w:rPr>
+          <w:rFonts w:ascii="Times New Roman" w:hAnsi="Times New Roman" w:cs="Times New Roman"/>
+          <w:sz w:val="20"/>
+          <w:szCs w:val="20"/>
+        </w:rPr>
+        <w:t>: {{ company_bank_name }}</w:t>
       </w:r>
     </w:p>
     <w:p>
@@ -1449,107 +1472,33 @@
         <w:spacing w:after="20"/>
         <w:rPr>
           <w:rFonts w:ascii="Times New Roman" w:hAnsi="Times New Roman" w:cs="Times New Roman"/>
+          <w:sz w:val="20"/>
+          <w:szCs w:val="20"/>
         </w:rPr>
       </w:pPr>
       <w:r>
         <w:rPr>
           <w:rFonts w:ascii="Times New Roman" w:hAnsi="Times New Roman" w:cs="Times New Roman"/>
+          <w:sz w:val="20"/>
+          <w:szCs w:val="20"/>
         </w:rPr>
         <w:t xml:space="preserve">- </w:t>
       </w:r>
       <w:r>
         <w:rPr>
           <w:rFonts w:ascii="Times New Roman" w:hAnsi="Times New Roman" w:cs="Times New Roman"/>
-        </w:rPr>
-        <w:t>Ngân hàng</w:t>
-      </w:r>
-      <w:r>
-        <w:rPr>
-          <w:rFonts w:ascii="Times New Roman" w:hAnsi="Times New Roman" w:cs="Times New Roman"/>
-        </w:rPr>
-        <w:t xml:space="preserve">: </w:t>
-      </w:r>
-      <w:proofErr w:type="gramStart"/>
-      <w:r>
-        <w:rPr>
-          <w:rFonts w:ascii="Times New Roman" w:hAnsi="Times New Roman" w:cs="Times New Roman"/>
-        </w:rPr>
-        <w:t>{{ company</w:t>
-      </w:r>
-      <w:proofErr w:type="gramEnd"/>
-      <w:r>
-        <w:rPr>
-          <w:rFonts w:ascii="Times New Roman" w:hAnsi="Times New Roman" w:cs="Times New Roman"/>
-        </w:rPr>
-        <w:t>_bank_</w:t>
-      </w:r>
-      <w:proofErr w:type="gramStart"/>
-      <w:r>
-        <w:rPr>
-          <w:rFonts w:ascii="Times New Roman" w:hAnsi="Times New Roman" w:cs="Times New Roman"/>
-        </w:rPr>
-        <w:t>name }</w:t>
-      </w:r>
-      <w:proofErr w:type="gramEnd"/>
-      <w:r>
-        <w:rPr>
-          <w:rFonts w:ascii="Times New Roman" w:hAnsi="Times New Roman" w:cs="Times New Roman"/>
-        </w:rPr>
-        <w:t>}</w:t>
-      </w:r>
-    </w:p>
-    <w:p>
-      <w:pPr>
-        <w:spacing w:after="20"/>
-        <w:rPr>
-          <w:rFonts w:ascii="Times New Roman" w:hAnsi="Times New Roman" w:cs="Times New Roman"/>
-        </w:rPr>
-      </w:pPr>
-      <w:r>
-        <w:rPr>
-          <w:rFonts w:ascii="Times New Roman" w:hAnsi="Times New Roman" w:cs="Times New Roman"/>
-        </w:rPr>
-        <w:t xml:space="preserve">- </w:t>
-      </w:r>
-      <w:r>
-        <w:rPr>
-          <w:rFonts w:ascii="Times New Roman" w:hAnsi="Times New Roman" w:cs="Times New Roman"/>
+          <w:sz w:val="20"/>
+          <w:szCs w:val="20"/>
         </w:rPr>
         <w:t>Số tài khoản</w:t>
       </w:r>
       <w:r>
         <w:rPr>
           <w:rFonts w:ascii="Times New Roman" w:hAnsi="Times New Roman" w:cs="Times New Roman"/>
+          <w:sz w:val="20"/>
+          <w:szCs w:val="20"/>
         </w:rPr>
-        <w:t xml:space="preserve">: </w:t>
-      </w:r>
-      <w:proofErr w:type="gramStart"/>
-      <w:r>
-        <w:rPr>
-          <w:rFonts w:ascii="Times New Roman" w:hAnsi="Times New Roman" w:cs="Times New Roman"/>
-        </w:rPr>
-        <w:t>{{ company</w:t>
-      </w:r>
-      <w:proofErr w:type="gramEnd"/>
-      <w:r>
-        <w:rPr>
-          <w:rFonts w:ascii="Times New Roman" w:hAnsi="Times New Roman" w:cs="Times New Roman"/>
-        </w:rPr>
-        <w:t>_bank_account_</w:t>
-      </w:r>
-      <w:proofErr w:type="gramStart"/>
-      <w:r>
-        <w:rPr>
-          <w:rFonts w:ascii="Times New Roman" w:hAnsi="Times New Roman" w:cs="Times New Roman"/>
-        </w:rPr>
-        <w:t>number }</w:t>
-      </w:r>
-      <w:proofErr w:type="gramEnd"/>
-      <w:r>
-        <w:rPr>
-          <w:rFonts w:ascii="Times New Roman" w:hAnsi="Times New Roman" w:cs="Times New Roman"/>
-        </w:rPr>
-        <w:t>}</w:t>
+        <w:t>: {{ company_bank_account_number }}</w:t>
       </w:r>
     </w:p>
     <w:p>
@@ -1557,53 +1506,33 @@
         <w:spacing w:after="80"/>
         <w:rPr>
           <w:rFonts w:ascii="Times New Roman" w:hAnsi="Times New Roman" w:cs="Times New Roman"/>
+          <w:sz w:val="20"/>
+          <w:szCs w:val="20"/>
         </w:rPr>
       </w:pPr>
       <w:r>
         <w:rPr>
           <w:rFonts w:ascii="Times New Roman" w:hAnsi="Times New Roman" w:cs="Times New Roman"/>
+          <w:sz w:val="20"/>
+          <w:szCs w:val="20"/>
         </w:rPr>
         <w:t xml:space="preserve">- </w:t>
       </w:r>
       <w:r>
         <w:rPr>
           <w:rFonts w:ascii="Times New Roman" w:hAnsi="Times New Roman" w:cs="Times New Roman"/>
+          <w:sz w:val="20"/>
+          <w:szCs w:val="20"/>
         </w:rPr>
         <w:t>Chủ tài khoản</w:t>
       </w:r>
       <w:r>
         <w:rPr>
           <w:rFonts w:ascii="Times New Roman" w:hAnsi="Times New Roman" w:cs="Times New Roman"/>
+          <w:sz w:val="20"/>
+          <w:szCs w:val="20"/>
         </w:rPr>
-        <w:t xml:space="preserve">: </w:t>
-      </w:r>
-      <w:proofErr w:type="gramStart"/>
-      <w:r>
-        <w:rPr>
-          <w:rFonts w:ascii="Times New Roman" w:hAnsi="Times New Roman" w:cs="Times New Roman"/>
-        </w:rPr>
-        <w:t>{{ company</w:t>
-      </w:r>
-      <w:proofErr w:type="gramEnd"/>
-      <w:r>
-        <w:rPr>
-          <w:rFonts w:ascii="Times New Roman" w:hAnsi="Times New Roman" w:cs="Times New Roman"/>
-        </w:rPr>
-        <w:t>_bank_account_</w:t>
-      </w:r>
-      <w:proofErr w:type="gramStart"/>
-      <w:r>
-        <w:rPr>
-          <w:rFonts w:ascii="Times New Roman" w:hAnsi="Times New Roman" w:cs="Times New Roman"/>
-        </w:rPr>
-        <w:t>holder }</w:t>
-      </w:r>
-      <w:proofErr w:type="gramEnd"/>
-      <w:r>
-        <w:rPr>
-          <w:rFonts w:ascii="Times New Roman" w:hAnsi="Times New Roman" w:cs="Times New Roman"/>
-        </w:rPr>
-        <w:t>}</w:t>
+        <w:t>: {{ company_bank_account_holder }}</w:t>
       </w:r>
     </w:p>
     <w:p>
@@ -1611,17 +1540,23 @@
         <w:spacing w:before="160" w:after="40"/>
         <w:rPr>
           <w:rFonts w:ascii="Times New Roman" w:hAnsi="Times New Roman" w:cs="Times New Roman"/>
+          <w:sz w:val="20"/>
+          <w:szCs w:val="20"/>
         </w:rPr>
       </w:pPr>
       <w:r>
         <w:rPr>
           <w:rFonts w:ascii="Times New Roman" w:hAnsi="Times New Roman" w:cs="Times New Roman"/>
+          <w:sz w:val="20"/>
+          <w:szCs w:val="20"/>
         </w:rPr>
         <w:t>Xin chân thành cảm ơn sự quan tâm của Quý khách hàng</w:t>
       </w:r>
       <w:r>
         <w:rPr>
           <w:rFonts w:ascii="Times New Roman" w:hAnsi="Times New Roman" w:cs="Times New Roman"/>
+          <w:sz w:val="20"/>
+          <w:szCs w:val="20"/>
         </w:rPr>
         <w:t>. Trân trọng kính chào!</w:t>
       </w:r>
@@ -1632,69 +1567,18 @@
         <w:jc w:val="right"/>
         <w:rPr>
           <w:rFonts w:ascii="Times New Roman" w:hAnsi="Times New Roman" w:cs="Times New Roman"/>
+          <w:sz w:val="20"/>
+          <w:szCs w:val="20"/>
         </w:rPr>
       </w:pPr>
-      <w:proofErr w:type="gramStart"/>
       <w:r>
         <w:rPr>
           <w:rFonts w:ascii="Times New Roman" w:hAnsi="Times New Roman" w:cs="Times New Roman"/>
           <w:i/>
+          <w:sz w:val="20"/>
+          <w:szCs w:val="20"/>
         </w:rPr>
-        <w:t>{{ city</w:t>
-      </w:r>
-      <w:proofErr w:type="gramEnd"/>
-      <w:r>
-        <w:rPr>
-          <w:rFonts w:ascii="Times New Roman" w:hAnsi="Times New Roman" w:cs="Times New Roman"/>
-          <w:i/>
-        </w:rPr>
-        <w:t xml:space="preserve"> }}, </w:t>
-      </w:r>
-      <w:r>
-        <w:rPr>
-          <w:rFonts w:ascii="Times New Roman" w:hAnsi="Times New Roman" w:cs="Times New Roman"/>
-          <w:i/>
-        </w:rPr>
-        <w:t>ngày</w:t>
-      </w:r>
-      <w:r>
-        <w:rPr>
-          <w:rFonts w:ascii="Times New Roman" w:hAnsi="Times New Roman" w:cs="Times New Roman"/>
-          <w:i/>
-        </w:rPr>
-        <w:t xml:space="preserve"> </w:t>
-      </w:r>
-      <w:proofErr w:type="gramStart"/>
-      <w:r>
-        <w:rPr>
-          <w:rFonts w:ascii="Times New Roman" w:hAnsi="Times New Roman" w:cs="Times New Roman"/>
-          <w:i/>
-        </w:rPr>
-        <w:t>{{ quotation</w:t>
-      </w:r>
-      <w:proofErr w:type="gramEnd"/>
-      <w:r>
-        <w:rPr>
-          <w:rFonts w:ascii="Times New Roman" w:hAnsi="Times New Roman" w:cs="Times New Roman"/>
-          <w:i/>
-        </w:rPr>
-        <w:t>_</w:t>
-      </w:r>
-      <w:proofErr w:type="gramStart"/>
-      <w:r>
-        <w:rPr>
-          <w:rFonts w:ascii="Times New Roman" w:hAnsi="Times New Roman" w:cs="Times New Roman"/>
-          <w:i/>
-        </w:rPr>
-        <w:t>date }</w:t>
-      </w:r>
-      <w:proofErr w:type="gramEnd"/>
-      <w:r>
-        <w:rPr>
-          <w:rFonts w:ascii="Times New Roman" w:hAnsi="Times New Roman" w:cs="Times New Roman"/>
-          <w:i/>
-        </w:rPr>
-        <w:t>}</w:t>
+        <w:t>{{ city }}, ngày {{ quotation_day }} tháng {{ quotation_month }} năm {{ quotation_year }}</w:t>
       </w:r>
     </w:p>
     <w:tbl>
@@ -1717,16 +1601,22 @@
           </w:tcPr>
           <w:p>
             <w:pPr>
+              <w:spacing w:after="0" w:line="240" w:lineRule="auto"/>
               <w:rPr>
                 <w:rFonts w:ascii="Times New Roman" w:hAnsi="Times New Roman" w:cs="Times New Roman"/>
+                <w:sz w:val="24"/>
+                <w:szCs w:val="24"/>
               </w:rPr>
             </w:pPr>
           </w:p>
           <w:p>
             <w:pPr>
+              <w:spacing w:after="0" w:line="240" w:lineRule="auto"/>
               <w:jc w:val="center"/>
               <w:rPr>
                 <w:rFonts w:ascii="Times New Roman" w:hAnsi="Times New Roman" w:cs="Times New Roman"/>
+                <w:sz w:val="24"/>
+                <w:szCs w:val="24"/>
               </w:rPr>
             </w:pPr>
           </w:p>
@@ -1737,100 +1627,85 @@
           </w:tcPr>
           <w:p>
             <w:pPr>
+              <w:spacing w:after="0" w:line="240" w:lineRule="auto"/>
+              <w:jc w:val="center"/>
               <w:rPr>
                 <w:rFonts w:ascii="Times New Roman" w:hAnsi="Times New Roman" w:cs="Times New Roman"/>
+                <w:sz w:val="24"/>
+                <w:szCs w:val="24"/>
+              </w:rPr>
+            </w:pPr>
+            <w:r>
+              <w:rPr>
+                <w:rFonts w:ascii="Times New Roman" w:hAnsi="Times New Roman" w:cs="Times New Roman"/>
+                <w:b/>
+                <w:sz w:val="24"/>
+                <w:szCs w:val="24"/>
+              </w:rPr>
+              <w:t>{{ company_name }}</w:t>
+            </w:r>
+          </w:p>
+          <w:p>
+            <w:pPr>
+              <w:spacing w:after="0" w:line="240" w:lineRule="auto"/>
+              <w:jc w:val="center"/>
+              <w:rPr>
+                <w:rFonts w:ascii="Times New Roman" w:hAnsi="Times New Roman" w:cs="Times New Roman"/>
+                <w:sz w:val="24"/>
+                <w:szCs w:val="24"/>
               </w:rPr>
             </w:pPr>
           </w:p>
           <w:p>
             <w:pPr>
-              <w:jc w:val="center"/>
+              <w:spacing w:after="0" w:line="240" w:lineRule="auto"/>
               <w:rPr>
                 <w:rFonts w:ascii="Times New Roman" w:hAnsi="Times New Roman" w:cs="Times New Roman"/>
-              </w:rPr>
-            </w:pPr>
-            <w:proofErr w:type="gramStart"/>
-            <w:r>
-              <w:rPr>
-                <w:rFonts w:ascii="Times New Roman" w:hAnsi="Times New Roman" w:cs="Times New Roman"/>
-                <w:b/>
-                <w:sz w:val="28"/>
-                <w:szCs w:val="28"/>
-              </w:rPr>
-              <w:lastRenderedPageBreak/>
-              <w:t>{{ company</w:t>
-            </w:r>
-            <w:proofErr w:type="gramEnd"/>
-            <w:r>
-              <w:rPr>
-                <w:rFonts w:ascii="Times New Roman" w:hAnsi="Times New Roman" w:cs="Times New Roman"/>
-                <w:b/>
-                <w:sz w:val="28"/>
-                <w:szCs w:val="28"/>
-              </w:rPr>
-              <w:t>_</w:t>
-            </w:r>
-            <w:proofErr w:type="gramStart"/>
-            <w:r>
-              <w:rPr>
-                <w:rFonts w:ascii="Times New Roman" w:hAnsi="Times New Roman" w:cs="Times New Roman"/>
-                <w:b/>
-                <w:sz w:val="28"/>
-                <w:szCs w:val="28"/>
-              </w:rPr>
-              <w:t>name }</w:t>
-            </w:r>
-            <w:proofErr w:type="gramEnd"/>
-            <w:r>
-              <w:rPr>
-                <w:rFonts w:ascii="Times New Roman" w:hAnsi="Times New Roman" w:cs="Times New Roman"/>
-                <w:b/>
-                <w:sz w:val="28"/>
-                <w:szCs w:val="28"/>
-              </w:rPr>
-              <w:t>}</w:t>
-            </w:r>
-          </w:p>
-          <w:p>
-            <w:pPr>
-              <w:jc w:val="center"/>
-              <w:rPr>
-                <w:rFonts w:ascii="Times New Roman" w:hAnsi="Times New Roman" w:cs="Times New Roman"/>
+                <w:sz w:val="24"/>
+                <w:szCs w:val="24"/>
               </w:rPr>
             </w:pPr>
           </w:p>
           <w:p>
             <w:pPr>
+              <w:spacing w:after="0" w:line="240" w:lineRule="auto"/>
               <w:rPr>
                 <w:rFonts w:ascii="Times New Roman" w:hAnsi="Times New Roman" w:cs="Times New Roman"/>
+                <w:sz w:val="24"/>
+                <w:szCs w:val="24"/>
               </w:rPr>
             </w:pPr>
           </w:p>
           <w:p>
             <w:pPr>
+              <w:spacing w:after="0" w:line="240" w:lineRule="auto"/>
+              <w:rPr>
+                <w:rFonts w:ascii="Times New Roman" w:hAnsi="Times New Roman" w:cs="Times New Roman"/>
+                <w:sz w:val="24"/>
+                <w:szCs w:val="24"/>
+              </w:rPr>
+            </w:pPr>
+          </w:p>
+          <w:p>
+            <w:pPr>
+              <w:spacing w:after="0" w:line="240" w:lineRule="auto"/>
               <w:jc w:val="center"/>
               <w:rPr>
                 <w:rFonts w:ascii="Times New Roman" w:hAnsi="Times New Roman" w:cs="Times New Roman"/>
                 <w:iCs/>
+                <w:sz w:val="24"/>
+                <w:szCs w:val="24"/>
               </w:rPr>
             </w:pPr>
-            <w:proofErr w:type="gramStart"/>
             <w:r>
               <w:rPr>
                 <w:rFonts w:ascii="Times New Roman" w:hAnsi="Times New Roman" w:cs="Times New Roman"/>
                 <w:b/>
                 <w:iCs/>
+                <w:sz w:val="24"/>
+                <w:szCs w:val="24"/>
               </w:rPr>
-              <w:t>{{ company</w:t>
-            </w:r>
-            <w:proofErr w:type="gramEnd"/>
-            <w:r>
-              <w:rPr>
-                <w:rFonts w:ascii="Times New Roman" w:hAnsi="Times New Roman" w:cs="Times New Roman"/>
-                <w:b/>
-                <w:iCs/>
-              </w:rPr>
-              <w:t>_representative_name }}</w:t>
+              <w:t>{{ company_representative_name }}</w:t>
             </w:r>
           </w:p>
         </w:tc>
@@ -1845,7 +1720,7 @@
     </w:p>
     <w:sectPr>
       <w:pgSz w:w="12240" w:h="15840"/>
-      <w:pgMar w:top="1020" w:right="1134" w:bottom="1020" w:left="1417" w:header="720" w:footer="720" w:gutter="0"/>
+      <w:pgMar w:top="720" w:right="720" w:bottom="720" w:left="720" w:header="720" w:footer="720" w:gutter="0"/>
       <w:cols w:space="720"/>
       <w:docGrid w:linePitch="360"/>
     </w:sectPr>
@@ -2076,6 +1951,118 @@
       </w:rPr>
     </w:lvl>
   </w:abstractNum>
+  <w:abstractNum w:abstractNumId="9" w15:restartNumberingAfterBreak="0">
+    <w:nsid w:val="335863A8"/>
+    <w:multiLevelType w:val="hybridMultilevel"/>
+    <w:tmpl w:val="0896C998"/>
+    <w:lvl w:ilvl="0" w:tplc="CF8E1716">
+      <w:numFmt w:val="bullet"/>
+      <w:lvlText w:val="-"/>
+      <w:lvlJc w:val="left"/>
+      <w:pPr>
+        <w:ind w:left="720" w:hanging="360"/>
+      </w:pPr>
+      <w:rPr>
+        <w:rFonts w:ascii="Times New Roman" w:eastAsiaTheme="minorEastAsia" w:hAnsi="Times New Roman" w:cs="Times New Roman" w:hint="default"/>
+      </w:rPr>
+    </w:lvl>
+    <w:lvl w:ilvl="1" w:tplc="04090003" w:tentative="1">
+      <w:start w:val="1"/>
+      <w:numFmt w:val="bullet"/>
+      <w:lvlText w:val="o"/>
+      <w:lvlJc w:val="left"/>
+      <w:pPr>
+        <w:ind w:left="1440" w:hanging="360"/>
+      </w:pPr>
+      <w:rPr>
+        <w:rFonts w:ascii="Courier New" w:hAnsi="Courier New" w:cs="Courier New" w:hint="default"/>
+      </w:rPr>
+    </w:lvl>
+    <w:lvl w:ilvl="2" w:tplc="04090005" w:tentative="1">
+      <w:start w:val="1"/>
+      <w:numFmt w:val="bullet"/>
+      <w:lvlText w:val=""/>
+      <w:lvlJc w:val="left"/>
+      <w:pPr>
+        <w:ind w:left="2160" w:hanging="360"/>
+      </w:pPr>
+      <w:rPr>
+        <w:rFonts w:ascii="Wingdings" w:hAnsi="Wingdings" w:hint="default"/>
+      </w:rPr>
+    </w:lvl>
+    <w:lvl w:ilvl="3" w:tplc="04090001" w:tentative="1">
+      <w:start w:val="1"/>
+      <w:numFmt w:val="bullet"/>
+      <w:lvlText w:val=""/>
+      <w:lvlJc w:val="left"/>
+      <w:pPr>
+        <w:ind w:left="2880" w:hanging="360"/>
+      </w:pPr>
+      <w:rPr>
+        <w:rFonts w:ascii="Symbol" w:hAnsi="Symbol" w:hint="default"/>
+      </w:rPr>
+    </w:lvl>
+    <w:lvl w:ilvl="4" w:tplc="04090003" w:tentative="1">
+      <w:start w:val="1"/>
+      <w:numFmt w:val="bullet"/>
+      <w:lvlText w:val="o"/>
+      <w:lvlJc w:val="left"/>
+      <w:pPr>
+        <w:ind w:left="3600" w:hanging="360"/>
+      </w:pPr>
+      <w:rPr>
+        <w:rFonts w:ascii="Courier New" w:hAnsi="Courier New" w:cs="Courier New" w:hint="default"/>
+      </w:rPr>
+    </w:lvl>
+    <w:lvl w:ilvl="5" w:tplc="04090005" w:tentative="1">
+      <w:start w:val="1"/>
+      <w:numFmt w:val="bullet"/>
+      <w:lvlText w:val=""/>
+      <w:lvlJc w:val="left"/>
+      <w:pPr>
+        <w:ind w:left="4320" w:hanging="360"/>
+      </w:pPr>
+      <w:rPr>
+        <w:rFonts w:ascii="Wingdings" w:hAnsi="Wingdings" w:hint="default"/>
+      </w:rPr>
+    </w:lvl>
+    <w:lvl w:ilvl="6" w:tplc="04090001" w:tentative="1">
+      <w:start w:val="1"/>
+      <w:numFmt w:val="bullet"/>
+      <w:lvlText w:val=""/>
+      <w:lvlJc w:val="left"/>
+      <w:pPr>
+        <w:ind w:left="5040" w:hanging="360"/>
+      </w:pPr>
+      <w:rPr>
+        <w:rFonts w:ascii="Symbol" w:hAnsi="Symbol" w:hint="default"/>
+      </w:rPr>
+    </w:lvl>
+    <w:lvl w:ilvl="7" w:tplc="04090003" w:tentative="1">
+      <w:start w:val="1"/>
+      <w:numFmt w:val="bullet"/>
+      <w:lvlText w:val="o"/>
+      <w:lvlJc w:val="left"/>
+      <w:pPr>
+        <w:ind w:left="5760" w:hanging="360"/>
+      </w:pPr>
+      <w:rPr>
+        <w:rFonts w:ascii="Courier New" w:hAnsi="Courier New" w:cs="Courier New" w:hint="default"/>
+      </w:rPr>
+    </w:lvl>
+    <w:lvl w:ilvl="8" w:tplc="04090005" w:tentative="1">
+      <w:start w:val="1"/>
+      <w:numFmt w:val="bullet"/>
+      <w:lvlText w:val=""/>
+      <w:lvlJc w:val="left"/>
+      <w:pPr>
+        <w:ind w:left="6480" w:hanging="360"/>
+      </w:pPr>
+      <w:rPr>
+        <w:rFonts w:ascii="Wingdings" w:hAnsi="Wingdings" w:hint="default"/>
+      </w:rPr>
+    </w:lvl>
+  </w:abstractNum>
   <w:num w:numId="1" w16cid:durableId="1131439636">
     <w:abstractNumId w:val="8"/>
   </w:num>
@@ -2102,6 +2089,9 @@
   </w:num>
   <w:num w:numId="9" w16cid:durableId="79762177">
     <w:abstractNumId w:val="0"/>
+  </w:num>
+  <w:num w:numId="10" w16cid:durableId="1832329974">
+    <w:abstractNumId w:val="9"/>
   </w:num>
 </w:numbering>
 </file>
@@ -2709,6 +2699,7 @@
   <w:style w:type="character" w:default="1" w:styleId="DefaultParagraphFont">
     <w:name w:val="Default Paragraph Font"/>
     <w:uiPriority w:val="1"/>
+    <w:semiHidden/>
     <w:unhideWhenUsed/>
   </w:style>
   <w:style w:type="table" w:default="1" w:styleId="TableNormal">
